--- a/3. Model Development Phase/Initial Model Training Code, Model Validation and Evaluation.docx
+++ b/3. Model Development Phase/Initial Model Training Code, Model Validation and Evaluation.docx
@@ -1,6 +1,6 @@
 
 <file path=word/document.xml><?xml version="1.0" encoding="utf-8"?>
-<w:document xmlns:wpc="http://schemas.microsoft.com/office/word/2010/wordprocessingCanvas" xmlns:mc="http://schemas.openxmlformats.org/markup-compatibility/2006" xmlns:o="urn:schemas-microsoft-com:office:office" xmlns:r="http://schemas.openxmlformats.org/officeDocument/2006/relationships" xmlns:m="http://schemas.openxmlformats.org/officeDocument/2006/math" xmlns:v="urn:schemas-microsoft-com:vml" xmlns:wp14="http://schemas.microsoft.com/office/word/2010/wordprocessingDrawing" xmlns:wp="http://schemas.openxmlformats.org/drawingml/2006/wordprocessingDrawing" xmlns:w="http://schemas.openxmlformats.org/wordprocessingml/2006/main" xmlns:w14="http://schemas.microsoft.com/office/word/2010/wordml" xmlns:w10="urn:schemas-microsoft-com:office:word" xmlns:w15="http://schemas.microsoft.com/office/word/2012/wordml" xmlns:wpg="http://schemas.microsoft.com/office/word/2010/wordprocessingGroup" xmlns:wpi="http://schemas.microsoft.com/office/word/2010/wordprocessingInk" xmlns:wne="http://schemas.microsoft.com/office/word/2006/wordml" xmlns:wps="http://schemas.microsoft.com/office/word/2010/wordprocessingShape" xmlns:wpsCustomData="http://www.wps.cn/officeDocument/2013/wpsCustomData" mc:Ignorable="w14 w15 wp14">
+<w:document xmlns:wpc="http://schemas.microsoft.com/office/word/2010/wordprocessingCanvas" xmlns:cx="http://schemas.microsoft.com/office/drawing/2014/chartex" xmlns:cx1="http://schemas.microsoft.com/office/drawing/2015/9/8/chartex" xmlns:mc="http://schemas.openxmlformats.org/markup-compatibility/2006" xmlns:o="urn:schemas-microsoft-com:office:office" xmlns:r="http://schemas.openxmlformats.org/officeDocument/2006/relationships" xmlns:m="http://schemas.openxmlformats.org/officeDocument/2006/math" xmlns:v="urn:schemas-microsoft-com:vml" xmlns:wp14="http://schemas.microsoft.com/office/word/2010/wordprocessingDrawing" xmlns:wp="http://schemas.openxmlformats.org/drawingml/2006/wordprocessingDrawing" xmlns:w10="urn:schemas-microsoft-com:office:word" xmlns:w="http://schemas.openxmlformats.org/wordprocessingml/2006/main" xmlns:w14="http://schemas.microsoft.com/office/word/2010/wordml" xmlns:w15="http://schemas.microsoft.com/office/word/2012/wordml" xmlns:w16se="http://schemas.microsoft.com/office/word/2015/wordml/symex" xmlns:wpg="http://schemas.microsoft.com/office/word/2010/wordprocessingGroup" xmlns:wpi="http://schemas.microsoft.com/office/word/2010/wordprocessingInk" xmlns:wne="http://schemas.microsoft.com/office/word/2006/wordml" xmlns:wps="http://schemas.microsoft.com/office/word/2010/wordprocessingShape" mc:Ignorable="w14 w15 w16se wp14">
   <w:body>
     <w:p>
       <w:pPr>
@@ -8,11 +8,14 @@
         <w:ind w:left="-735" w:right="-1085"/>
       </w:pPr>
       <w:r>
+        <w:rPr>
+          <w:noProof/>
+        </w:rPr>
         <mc:AlternateContent>
           <mc:Choice Requires="wpg">
             <w:drawing>
               <wp:inline distT="0" distB="0" distL="0" distR="0">
-                <wp:extent cx="6748145" cy="741045"/>
+                <wp:extent cx="6748691" cy="741045"/>
                 <wp:effectExtent l="0" t="0" r="0" b="0"/>
                 <wp:docPr id="1845" name="Group 1845"/>
                 <wp:cNvGraphicFramePr/>
@@ -34,7 +37,7 @@
                           <pic:cNvPicPr/>
                         </pic:nvPicPr>
                         <pic:blipFill>
-                          <a:blip r:embed="rId6"/>
+                          <a:blip r:embed="rId5"/>
                           <a:stretch>
                             <a:fillRect/>
                           </a:stretch>
@@ -55,7 +58,7 @@
                           <pic:cNvPicPr/>
                         </pic:nvPicPr>
                         <pic:blipFill>
-                          <a:blip r:embed="rId7"/>
+                          <a:blip r:embed="rId6"/>
                           <a:stretch>
                             <a:fillRect/>
                           </a:stretch>
@@ -76,24 +79,15 @@
               </wp:inline>
             </w:drawing>
           </mc:Choice>
-          <mc:Fallback>
+          <mc:Fallback xmlns:a="http://schemas.openxmlformats.org/drawingml/2006/main">
             <w:pict>
-              <v:group id="_x0000_s1026" o:spid="_x0000_s1026" o:spt="203" style="height:58.35pt;width:531.35pt;" coordsize="6748691,741045" o:gfxdata="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">
-                <o:lock v:ext="edit" aspectratio="f"/>
-                <v:shape id="_x0000_s1026" o:spid="_x0000_s1026" o:spt="75" type="#_x0000_t75" style="position:absolute;left:0;top:0;height:741045;width:1804289;" filled="f" o:preferrelative="t" stroked="f" coordsize="21600,21600" o:gfxdata="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">
-                  <v:fill on="f" focussize="0,0"/>
-                  <v:stroke on="f"/>
-                  <v:imagedata r:id="rId6" o:title=""/>
-                  <o:lock v:ext="edit" aspectratio="f"/>
+              <v:group id="Group 1845" style="width:531.393pt;height:58.35pt;mso-position-horizontal-relative:char;mso-position-vertical-relative:line" coordsize="67486,7410">
+                <v:shape id="Picture 10" style="position:absolute;width:18042;height:7410;left:0;top:0;" filled="f">
+                  <v:imagedata r:id="rId7"/>
                 </v:shape>
-                <v:shape id="_x0000_s1026" o:spid="_x0000_s1026" o:spt="75" type="#_x0000_t75" style="position:absolute;left:5676265;top:249555;height:290830;width:1072426;" filled="f" o:preferrelative="t" stroked="f" coordsize="21600,21600" o:gfxdata="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">
-                  <v:fill on="f" focussize="0,0"/>
-                  <v:stroke on="f"/>
-                  <v:imagedata r:id="rId7" o:title=""/>
-                  <o:lock v:ext="edit" aspectratio="f"/>
+                <v:shape id="Picture 12" style="position:absolute;width:10724;height:2908;left:56762;top:2495;" filled="f">
+                  <v:imagedata r:id="rId8"/>
                 </v:shape>
-                <w10:wrap type="none"/>
-                <w10:anchorlock/>
               </v:group>
             </w:pict>
           </mc:Fallback>
@@ -116,7 +110,7 @@
       </w:pPr>
       <w:r>
         <w:rPr>
-          <w:rFonts w:ascii="Times New Roman" w:hAnsi="Times New Roman" w:eastAsia="Times New Roman" w:cs="Times New Roman"/>
+          <w:rFonts w:ascii="Times New Roman" w:eastAsia="Times New Roman" w:hAnsi="Times New Roman" w:cs="Times New Roman"/>
           <w:b/>
           <w:sz w:val="28"/>
         </w:rPr>
@@ -131,7 +125,7 @@
       </w:pPr>
       <w:r>
         <w:rPr>
-          <w:rFonts w:ascii="Times New Roman" w:hAnsi="Times New Roman" w:eastAsia="Times New Roman" w:cs="Times New Roman"/>
+          <w:rFonts w:ascii="Times New Roman" w:eastAsia="Times New Roman" w:hAnsi="Times New Roman" w:cs="Times New Roman"/>
           <w:b/>
           <w:sz w:val="28"/>
         </w:rPr>
@@ -139,7 +133,7 @@
       </w:r>
       <w:r>
         <w:rPr>
-          <w:rFonts w:ascii="Times New Roman" w:hAnsi="Times New Roman" w:eastAsia="Times New Roman" w:cs="Times New Roman"/>
+          <w:rFonts w:ascii="Times New Roman" w:eastAsia="Times New Roman" w:hAnsi="Times New Roman" w:cs="Times New Roman"/>
         </w:rPr>
         <w:t xml:space="preserve"> </w:t>
       </w:r>
@@ -150,58 +144,48 @@
       </w:pPr>
       <w:r>
         <w:rPr>
-          <w:rFonts w:ascii="Times New Roman" w:hAnsi="Times New Roman" w:eastAsia="Times New Roman" w:cs="Times New Roman"/>
+          <w:rFonts w:ascii="Times New Roman" w:eastAsia="Times New Roman" w:hAnsi="Times New Roman" w:cs="Times New Roman"/>
         </w:rPr>
         <w:t xml:space="preserve"> </w:t>
       </w:r>
     </w:p>
     <w:tbl>
       <w:tblPr>
-        <w:tblStyle w:val="4"/>
+        <w:tblStyle w:val="TableGrid"/>
         <w:tblW w:w="9364" w:type="dxa"/>
         <w:tblInd w:w="10" w:type="dxa"/>
-        <w:tblLayout w:type="autofit"/>
         <w:tblCellMar>
           <w:top w:w="159" w:type="dxa"/>
           <w:left w:w="100" w:type="dxa"/>
-          <w:bottom w:w="0" w:type="dxa"/>
           <w:right w:w="115" w:type="dxa"/>
         </w:tblCellMar>
+        <w:tblLook w:val="04A0" w:firstRow="1" w:lastRow="0" w:firstColumn="1" w:lastColumn="0" w:noHBand="0" w:noVBand="1"/>
       </w:tblPr>
       <w:tblGrid>
         <w:gridCol w:w="4682"/>
         <w:gridCol w:w="4682"/>
       </w:tblGrid>
       <w:tr>
-        <w:tblPrEx>
-          <w:tblCellMar>
-            <w:top w:w="159" w:type="dxa"/>
-            <w:left w:w="100" w:type="dxa"/>
-            <w:bottom w:w="0" w:type="dxa"/>
-            <w:right w:w="115" w:type="dxa"/>
-          </w:tblCellMar>
-        </w:tblPrEx>
         <w:trPr>
-          <w:trHeight w:val="525" w:hRule="atLeast"/>
+          <w:trHeight w:val="525"/>
         </w:trPr>
         <w:tc>
           <w:tcPr>
             <w:tcW w:w="4682" w:type="dxa"/>
             <w:tcBorders>
-              <w:top w:val="single" w:color="000000" w:sz="8" w:space="0"/>
-              <w:left w:val="single" w:color="000000" w:sz="8" w:space="0"/>
-              <w:bottom w:val="single" w:color="000000" w:sz="8" w:space="0"/>
-              <w:right w:val="single" w:color="000000" w:sz="8" w:space="0"/>
+              <w:top w:val="single" w:sz="8" w:space="0" w:color="000000"/>
+              <w:left w:val="single" w:sz="8" w:space="0" w:color="000000"/>
+              <w:bottom w:val="single" w:sz="8" w:space="0" w:color="000000"/>
+              <w:right w:val="single" w:sz="8" w:space="0" w:color="000000"/>
             </w:tcBorders>
             <w:vAlign w:val="center"/>
           </w:tcPr>
           <w:p>
-            <w:pPr>
-              <w:spacing w:after="0" w:line="240" w:lineRule="auto"/>
-            </w:pPr>
-            <w:r>
-              <w:rPr>
-                <w:rFonts w:ascii="Times New Roman" w:hAnsi="Times New Roman" w:eastAsia="Times New Roman" w:cs="Times New Roman"/>
+            <w:bookmarkStart w:id="0" w:name="_GoBack"/>
+            <w:bookmarkEnd w:id="0"/>
+            <w:r>
+              <w:rPr>
+                <w:rFonts w:ascii="Times New Roman" w:eastAsia="Times New Roman" w:hAnsi="Times New Roman" w:cs="Times New Roman"/>
                 <w:sz w:val="24"/>
               </w:rPr>
               <w:t xml:space="preserve">Student Name </w:t>
@@ -212,66 +196,42 @@
           <w:tcPr>
             <w:tcW w:w="4682" w:type="dxa"/>
             <w:tcBorders>
-              <w:top w:val="single" w:color="000000" w:sz="8" w:space="0"/>
-              <w:left w:val="single" w:color="000000" w:sz="8" w:space="0"/>
-              <w:bottom w:val="single" w:color="000000" w:sz="8" w:space="0"/>
-              <w:right w:val="single" w:color="000000" w:sz="8" w:space="0"/>
+              <w:top w:val="single" w:sz="8" w:space="0" w:color="000000"/>
+              <w:left w:val="single" w:sz="8" w:space="0" w:color="000000"/>
+              <w:bottom w:val="single" w:sz="8" w:space="0" w:color="000000"/>
+              <w:right w:val="single" w:sz="8" w:space="0" w:color="000000"/>
             </w:tcBorders>
             <w:vAlign w:val="center"/>
           </w:tcPr>
           <w:p>
-            <w:pPr>
-              <w:spacing w:after="0" w:line="240" w:lineRule="auto"/>
-            </w:pPr>
-            <w:r>
-              <w:rPr>
-                <w:rFonts w:hint="default" w:ascii="Times New Roman" w:hAnsi="Times New Roman" w:eastAsia="Times New Roman" w:cs="Times New Roman"/>
+            <w:r>
+              <w:rPr>
+                <w:rFonts w:ascii="Times New Roman" w:eastAsia="Times New Roman" w:hAnsi="Times New Roman" w:cs="Times New Roman"/>
                 <w:sz w:val="24"/>
-                <w:lang w:val="en-US"/>
-              </w:rPr>
-              <w:t>Amruta</w:t>
-            </w:r>
-            <w:bookmarkStart w:id="0" w:name="_GoBack"/>
-            <w:bookmarkEnd w:id="0"/>
-            <w:r>
-              <w:rPr>
-                <w:rFonts w:ascii="Times New Roman" w:hAnsi="Times New Roman" w:eastAsia="Times New Roman" w:cs="Times New Roman"/>
-                <w:sz w:val="24"/>
-              </w:rPr>
-              <w:t xml:space="preserve"> Pawar</w:t>
+              </w:rPr>
+              <w:t>Kedar Pawar</w:t>
             </w:r>
           </w:p>
         </w:tc>
       </w:tr>
       <w:tr>
-        <w:tblPrEx>
-          <w:tblCellMar>
-            <w:top w:w="159" w:type="dxa"/>
-            <w:left w:w="100" w:type="dxa"/>
-            <w:bottom w:w="0" w:type="dxa"/>
-            <w:right w:w="115" w:type="dxa"/>
-          </w:tblCellMar>
-        </w:tblPrEx>
         <w:trPr>
-          <w:trHeight w:val="1136" w:hRule="atLeast"/>
+          <w:trHeight w:val="1136"/>
         </w:trPr>
         <w:tc>
           <w:tcPr>
             <w:tcW w:w="4682" w:type="dxa"/>
             <w:tcBorders>
-              <w:top w:val="single" w:color="000000" w:sz="8" w:space="0"/>
-              <w:left w:val="single" w:color="000000" w:sz="8" w:space="0"/>
-              <w:bottom w:val="single" w:color="000000" w:sz="8" w:space="0"/>
-              <w:right w:val="single" w:color="000000" w:sz="8" w:space="0"/>
+              <w:top w:val="single" w:sz="8" w:space="0" w:color="000000"/>
+              <w:left w:val="single" w:sz="8" w:space="0" w:color="000000"/>
+              <w:bottom w:val="single" w:sz="8" w:space="0" w:color="000000"/>
+              <w:right w:val="single" w:sz="8" w:space="0" w:color="000000"/>
             </w:tcBorders>
           </w:tcPr>
           <w:p>
-            <w:pPr>
-              <w:spacing w:after="0" w:line="240" w:lineRule="auto"/>
-            </w:pPr>
-            <w:r>
-              <w:rPr>
-                <w:rFonts w:ascii="Times New Roman" w:hAnsi="Times New Roman" w:eastAsia="Times New Roman" w:cs="Times New Roman"/>
+            <w:r>
+              <w:rPr>
+                <w:rFonts w:ascii="Times New Roman" w:eastAsia="Times New Roman" w:hAnsi="Times New Roman" w:cs="Times New Roman"/>
                 <w:sz w:val="24"/>
               </w:rPr>
               <w:t xml:space="preserve">Project Title </w:t>
@@ -282,20 +242,20 @@
           <w:tcPr>
             <w:tcW w:w="4682" w:type="dxa"/>
             <w:tcBorders>
-              <w:top w:val="single" w:color="000000" w:sz="8" w:space="0"/>
-              <w:left w:val="single" w:color="000000" w:sz="8" w:space="0"/>
-              <w:bottom w:val="single" w:color="000000" w:sz="8" w:space="0"/>
-              <w:right w:val="single" w:color="000000" w:sz="8" w:space="0"/>
+              <w:top w:val="single" w:sz="8" w:space="0" w:color="000000"/>
+              <w:left w:val="single" w:sz="8" w:space="0" w:color="000000"/>
+              <w:bottom w:val="single" w:sz="8" w:space="0" w:color="000000"/>
+              <w:right w:val="single" w:sz="8" w:space="0" w:color="000000"/>
             </w:tcBorders>
             <w:vAlign w:val="center"/>
           </w:tcPr>
           <w:p>
             <w:pPr>
-              <w:spacing w:after="5" w:line="240" w:lineRule="auto"/>
+              <w:spacing w:after="5"/>
             </w:pPr>
             <w:r>
               <w:rPr>
-                <w:rFonts w:ascii="Times New Roman" w:hAnsi="Times New Roman" w:eastAsia="Times New Roman" w:cs="Times New Roman"/>
+                <w:rFonts w:ascii="Times New Roman" w:eastAsia="Times New Roman" w:hAnsi="Times New Roman" w:cs="Times New Roman"/>
                 <w:sz w:val="24"/>
               </w:rPr>
               <w:t xml:space="preserve">Uncovering The Hidden Treasures Of The </w:t>
@@ -303,23 +263,20 @@
           </w:p>
           <w:p>
             <w:pPr>
-              <w:spacing w:after="5" w:line="240" w:lineRule="auto"/>
+              <w:spacing w:after="5"/>
             </w:pPr>
             <w:r>
               <w:rPr>
-                <w:rFonts w:ascii="Times New Roman" w:hAnsi="Times New Roman" w:eastAsia="Times New Roman" w:cs="Times New Roman"/>
+                <w:rFonts w:ascii="Times New Roman" w:eastAsia="Times New Roman" w:hAnsi="Times New Roman" w:cs="Times New Roman"/>
                 <w:sz w:val="24"/>
               </w:rPr>
               <w:t xml:space="preserve">Mushroom Kingdom: A Classification </w:t>
             </w:r>
           </w:p>
           <w:p>
-            <w:pPr>
-              <w:spacing w:after="0" w:line="240" w:lineRule="auto"/>
-            </w:pPr>
-            <w:r>
-              <w:rPr>
-                <w:rFonts w:ascii="Times New Roman" w:hAnsi="Times New Roman" w:eastAsia="Times New Roman" w:cs="Times New Roman"/>
+            <w:r>
+              <w:rPr>
+                <w:rFonts w:ascii="Times New Roman" w:eastAsia="Times New Roman" w:hAnsi="Times New Roman" w:cs="Times New Roman"/>
                 <w:sz w:val="24"/>
               </w:rPr>
               <w:t xml:space="preserve">Analysis   </w:t>
@@ -328,35 +285,24 @@
         </w:tc>
       </w:tr>
       <w:tr>
-        <w:tblPrEx>
-          <w:tblCellMar>
-            <w:top w:w="159" w:type="dxa"/>
-            <w:left w:w="100" w:type="dxa"/>
-            <w:bottom w:w="0" w:type="dxa"/>
-            <w:right w:w="115" w:type="dxa"/>
-          </w:tblCellMar>
-        </w:tblPrEx>
         <w:trPr>
-          <w:trHeight w:val="530" w:hRule="atLeast"/>
+          <w:trHeight w:val="530"/>
         </w:trPr>
         <w:tc>
           <w:tcPr>
             <w:tcW w:w="4682" w:type="dxa"/>
             <w:tcBorders>
-              <w:top w:val="single" w:color="000000" w:sz="8" w:space="0"/>
-              <w:left w:val="single" w:color="000000" w:sz="8" w:space="0"/>
-              <w:bottom w:val="single" w:color="000000" w:sz="8" w:space="0"/>
-              <w:right w:val="single" w:color="000000" w:sz="8" w:space="0"/>
+              <w:top w:val="single" w:sz="8" w:space="0" w:color="000000"/>
+              <w:left w:val="single" w:sz="8" w:space="0" w:color="000000"/>
+              <w:bottom w:val="single" w:sz="8" w:space="0" w:color="000000"/>
+              <w:right w:val="single" w:sz="8" w:space="0" w:color="000000"/>
             </w:tcBorders>
             <w:vAlign w:val="center"/>
           </w:tcPr>
           <w:p>
-            <w:pPr>
-              <w:spacing w:after="0" w:line="240" w:lineRule="auto"/>
-            </w:pPr>
-            <w:r>
-              <w:rPr>
-                <w:rFonts w:ascii="Times New Roman" w:hAnsi="Times New Roman" w:eastAsia="Times New Roman" w:cs="Times New Roman"/>
+            <w:r>
+              <w:rPr>
+                <w:rFonts w:ascii="Times New Roman" w:eastAsia="Times New Roman" w:hAnsi="Times New Roman" w:cs="Times New Roman"/>
                 <w:sz w:val="24"/>
               </w:rPr>
               <w:t xml:space="preserve">Maximum Marks </w:t>
@@ -367,20 +313,17 @@
           <w:tcPr>
             <w:tcW w:w="4682" w:type="dxa"/>
             <w:tcBorders>
-              <w:top w:val="single" w:color="000000" w:sz="8" w:space="0"/>
-              <w:left w:val="single" w:color="000000" w:sz="8" w:space="0"/>
-              <w:bottom w:val="single" w:color="000000" w:sz="8" w:space="0"/>
-              <w:right w:val="single" w:color="000000" w:sz="8" w:space="0"/>
+              <w:top w:val="single" w:sz="8" w:space="0" w:color="000000"/>
+              <w:left w:val="single" w:sz="8" w:space="0" w:color="000000"/>
+              <w:bottom w:val="single" w:sz="8" w:space="0" w:color="000000"/>
+              <w:right w:val="single" w:sz="8" w:space="0" w:color="000000"/>
             </w:tcBorders>
             <w:vAlign w:val="center"/>
           </w:tcPr>
           <w:p>
-            <w:pPr>
-              <w:spacing w:after="0" w:line="240" w:lineRule="auto"/>
-            </w:pPr>
-            <w:r>
-              <w:rPr>
-                <w:rFonts w:ascii="Times New Roman" w:hAnsi="Times New Roman" w:eastAsia="Times New Roman" w:cs="Times New Roman"/>
+            <w:r>
+              <w:rPr>
+                <w:rFonts w:ascii="Times New Roman" w:eastAsia="Times New Roman" w:hAnsi="Times New Roman" w:cs="Times New Roman"/>
                 <w:sz w:val="24"/>
               </w:rPr>
               <w:t xml:space="preserve">10 Marks </w:t>
@@ -395,7 +338,7 @@
       </w:pPr>
       <w:r>
         <w:rPr>
-          <w:rFonts w:ascii="Times New Roman" w:hAnsi="Times New Roman" w:eastAsia="Times New Roman" w:cs="Times New Roman"/>
+          <w:rFonts w:ascii="Times New Roman" w:eastAsia="Times New Roman" w:hAnsi="Times New Roman" w:cs="Times New Roman"/>
           <w:sz w:val="24"/>
         </w:rPr>
         <w:t xml:space="preserve"> </w:t>
@@ -407,7 +350,7 @@
       </w:pPr>
       <w:r>
         <w:rPr>
-          <w:rFonts w:ascii="Times New Roman" w:hAnsi="Times New Roman" w:eastAsia="Times New Roman" w:cs="Times New Roman"/>
+          <w:rFonts w:ascii="Times New Roman" w:eastAsia="Times New Roman" w:hAnsi="Times New Roman" w:cs="Times New Roman"/>
           <w:b/>
           <w:sz w:val="24"/>
         </w:rPr>
@@ -433,6 +376,9 @@
         <w:jc w:val="right"/>
       </w:pPr>
       <w:r>
+        <w:rPr>
+          <w:noProof/>
+        </w:rPr>
         <w:drawing>
           <wp:inline distT="0" distB="0" distL="0" distR="0">
             <wp:extent cx="5558790" cy="3985895"/>
@@ -447,7 +393,7 @@
                     <pic:cNvPicPr/>
                   </pic:nvPicPr>
                   <pic:blipFill>
-                    <a:blip r:embed="rId8"/>
+                    <a:blip r:embed="rId9"/>
                     <a:stretch>
                       <a:fillRect/>
                     </a:stretch>
@@ -540,11 +486,15 @@
         <w:ind w:left="-735" w:right="-1085"/>
       </w:pPr>
       <w:r>
+        <w:rPr>
+          <w:noProof/>
+        </w:rPr>
+        <w:lastRenderedPageBreak/>
         <mc:AlternateContent>
           <mc:Choice Requires="wpg">
             <w:drawing>
               <wp:inline distT="0" distB="0" distL="0" distR="0">
-                <wp:extent cx="6748145" cy="741045"/>
+                <wp:extent cx="6748691" cy="741045"/>
                 <wp:effectExtent l="0" t="0" r="0" b="0"/>
                 <wp:docPr id="1848" name="Group 1848"/>
                 <wp:cNvGraphicFramePr/>
@@ -566,7 +516,7 @@
                           <pic:cNvPicPr/>
                         </pic:nvPicPr>
                         <pic:blipFill>
-                          <a:blip r:embed="rId6"/>
+                          <a:blip r:embed="rId5"/>
                           <a:stretch>
                             <a:fillRect/>
                           </a:stretch>
@@ -587,7 +537,7 @@
                           <pic:cNvPicPr/>
                         </pic:nvPicPr>
                         <pic:blipFill>
-                          <a:blip r:embed="rId7"/>
+                          <a:blip r:embed="rId6"/>
                           <a:stretch>
                             <a:fillRect/>
                           </a:stretch>
@@ -608,24 +558,15 @@
               </wp:inline>
             </w:drawing>
           </mc:Choice>
-          <mc:Fallback>
+          <mc:Fallback xmlns:a="http://schemas.openxmlformats.org/drawingml/2006/main">
             <w:pict>
-              <v:group id="_x0000_s1026" o:spid="_x0000_s1026" o:spt="203" style="height:58.35pt;width:531.35pt;" coordsize="6748691,741045" o:gfxdata="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">
-                <o:lock v:ext="edit" aspectratio="f"/>
-                <v:shape id="_x0000_s1026" o:spid="_x0000_s1026" o:spt="75" type="#_x0000_t75" style="position:absolute;left:0;top:0;height:741045;width:1804289;" filled="f" o:preferrelative="t" stroked="f" coordsize="21600,21600" o:gfxdata="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">
-                  <v:fill on="f" focussize="0,0"/>
-                  <v:stroke on="f"/>
-                  <v:imagedata r:id="rId6" o:title=""/>
-                  <o:lock v:ext="edit" aspectratio="f"/>
+              <v:group id="Group 1848" style="width:531.393pt;height:58.35pt;mso-position-horizontal-relative:char;mso-position-vertical-relative:line" coordsize="67486,7410">
+                <v:shape id="Picture 100" style="position:absolute;width:18042;height:7410;left:0;top:0;" filled="f">
+                  <v:imagedata r:id="rId7"/>
                 </v:shape>
-                <v:shape id="_x0000_s1026" o:spid="_x0000_s1026" o:spt="75" type="#_x0000_t75" style="position:absolute;left:5676265;top:249555;height:290830;width:1072426;" filled="f" o:preferrelative="t" stroked="f" coordsize="21600,21600" o:gfxdata="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">
-                  <v:fill on="f" focussize="0,0"/>
-                  <v:stroke on="f"/>
-                  <v:imagedata r:id="rId7" o:title=""/>
-                  <o:lock v:ext="edit" aspectratio="f"/>
+                <v:shape id="Picture 102" style="position:absolute;width:10724;height:2908;left:56762;top:2495;" filled="f">
+                  <v:imagedata r:id="rId8"/>
                 </v:shape>
-                <w10:wrap type="none"/>
-                <w10:anchorlock/>
               </v:group>
             </w:pict>
           </mc:Fallback>
@@ -669,16 +610,15 @@
     </w:p>
     <w:tbl>
       <w:tblPr>
-        <w:tblStyle w:val="4"/>
+        <w:tblStyle w:val="TableGrid"/>
         <w:tblW w:w="9354" w:type="dxa"/>
         <w:tblInd w:w="5" w:type="dxa"/>
-        <w:tblLayout w:type="autofit"/>
         <w:tblCellMar>
           <w:top w:w="44" w:type="dxa"/>
           <w:left w:w="105" w:type="dxa"/>
-          <w:bottom w:w="0" w:type="dxa"/>
           <w:right w:w="115" w:type="dxa"/>
         </w:tblCellMar>
+        <w:tblLook w:val="04A0" w:firstRow="1" w:lastRow="0" w:firstColumn="1" w:lastColumn="0" w:noHBand="0" w:noVBand="1"/>
       </w:tblPr>
       <w:tblGrid>
         <w:gridCol w:w="2086"/>
@@ -686,35 +626,26 @@
         <w:gridCol w:w="4367"/>
       </w:tblGrid>
       <w:tr>
-        <w:tblPrEx>
-          <w:tblCellMar>
-            <w:top w:w="44" w:type="dxa"/>
-            <w:left w:w="105" w:type="dxa"/>
-            <w:bottom w:w="0" w:type="dxa"/>
-            <w:right w:w="115" w:type="dxa"/>
-          </w:tblCellMar>
-        </w:tblPrEx>
         <w:trPr>
-          <w:trHeight w:val="730" w:hRule="atLeast"/>
+          <w:trHeight w:val="730"/>
         </w:trPr>
         <w:tc>
           <w:tcPr>
             <w:tcW w:w="2086" w:type="dxa"/>
             <w:tcBorders>
-              <w:top w:val="single" w:color="000000" w:sz="4" w:space="0"/>
-              <w:left w:val="single" w:color="000000" w:sz="4" w:space="0"/>
-              <w:bottom w:val="single" w:color="000000" w:sz="4" w:space="0"/>
-              <w:right w:val="single" w:color="000000" w:sz="4" w:space="0"/>
+              <w:top w:val="single" w:sz="4" w:space="0" w:color="000000"/>
+              <w:left w:val="single" w:sz="4" w:space="0" w:color="000000"/>
+              <w:bottom w:val="single" w:sz="4" w:space="0" w:color="000000"/>
+              <w:right w:val="single" w:sz="4" w:space="0" w:color="000000"/>
             </w:tcBorders>
           </w:tcPr>
           <w:p>
             <w:pPr>
-              <w:spacing w:after="0" w:line="240" w:lineRule="auto"/>
               <w:ind w:left="5"/>
             </w:pPr>
             <w:r>
               <w:rPr>
-                <w:rFonts w:ascii="Cambria" w:hAnsi="Cambria" w:eastAsia="Cambria" w:cs="Cambria"/>
+                <w:rFonts w:ascii="Cambria" w:eastAsia="Cambria" w:hAnsi="Cambria" w:cs="Cambria"/>
                 <w:b/>
               </w:rPr>
               <w:t xml:space="preserve">Model </w:t>
@@ -725,20 +656,19 @@
           <w:tcPr>
             <w:tcW w:w="2901" w:type="dxa"/>
             <w:tcBorders>
-              <w:top w:val="single" w:color="000000" w:sz="4" w:space="0"/>
-              <w:left w:val="single" w:color="000000" w:sz="4" w:space="0"/>
-              <w:bottom w:val="single" w:color="000000" w:sz="4" w:space="0"/>
-              <w:right w:val="single" w:color="000000" w:sz="4" w:space="0"/>
+              <w:top w:val="single" w:sz="4" w:space="0" w:color="000000"/>
+              <w:left w:val="single" w:sz="4" w:space="0" w:color="000000"/>
+              <w:bottom w:val="single" w:sz="4" w:space="0" w:color="000000"/>
+              <w:right w:val="single" w:sz="4" w:space="0" w:color="000000"/>
             </w:tcBorders>
           </w:tcPr>
           <w:p>
             <w:pPr>
-              <w:spacing w:after="0" w:line="240" w:lineRule="auto"/>
               <w:ind w:left="5"/>
             </w:pPr>
             <w:r>
               <w:rPr>
-                <w:rFonts w:ascii="Cambria" w:hAnsi="Cambria" w:eastAsia="Cambria" w:cs="Cambria"/>
+                <w:rFonts w:ascii="Cambria" w:eastAsia="Cambria" w:hAnsi="Cambria" w:cs="Cambria"/>
                 <w:b/>
               </w:rPr>
               <w:t xml:space="preserve">Summary </w:t>
@@ -749,31 +679,25 @@
           <w:tcPr>
             <w:tcW w:w="4367" w:type="dxa"/>
             <w:tcBorders>
-              <w:top w:val="single" w:color="000000" w:sz="4" w:space="0"/>
-              <w:left w:val="single" w:color="000000" w:sz="4" w:space="0"/>
-              <w:bottom w:val="single" w:color="000000" w:sz="4" w:space="0"/>
-              <w:right w:val="single" w:color="000000" w:sz="4" w:space="0"/>
+              <w:top w:val="single" w:sz="4" w:space="0" w:color="000000"/>
+              <w:left w:val="single" w:sz="4" w:space="0" w:color="000000"/>
+              <w:bottom w:val="single" w:sz="4" w:space="0" w:color="000000"/>
+              <w:right w:val="single" w:sz="4" w:space="0" w:color="000000"/>
             </w:tcBorders>
           </w:tcPr>
           <w:p>
-            <w:pPr>
-              <w:spacing w:after="0" w:line="240" w:lineRule="auto"/>
-            </w:pPr>
-            <w:r>
-              <w:rPr>
-                <w:rFonts w:ascii="Cambria" w:hAnsi="Cambria" w:eastAsia="Cambria" w:cs="Cambria"/>
+            <w:r>
+              <w:rPr>
+                <w:rFonts w:ascii="Cambria" w:eastAsia="Cambria" w:hAnsi="Cambria" w:cs="Cambria"/>
                 <w:b/>
               </w:rPr>
               <w:t xml:space="preserve">Training and Validation Performance </w:t>
             </w:r>
           </w:p>
           <w:p>
-            <w:pPr>
-              <w:spacing w:after="0" w:line="240" w:lineRule="auto"/>
-            </w:pPr>
-            <w:r>
-              <w:rPr>
-                <w:rFonts w:ascii="Cambria" w:hAnsi="Cambria" w:eastAsia="Cambria" w:cs="Cambria"/>
+            <w:r>
+              <w:rPr>
+                <w:rFonts w:ascii="Cambria" w:eastAsia="Cambria" w:hAnsi="Cambria" w:cs="Cambria"/>
                 <w:b/>
               </w:rPr>
               <w:t xml:space="preserve">Metrics </w:t>
@@ -782,66 +706,55 @@
         </w:tc>
       </w:tr>
       <w:tr>
-        <w:tblPrEx>
-          <w:tblCellMar>
-            <w:top w:w="44" w:type="dxa"/>
-            <w:left w:w="105" w:type="dxa"/>
-            <w:bottom w:w="0" w:type="dxa"/>
-            <w:right w:w="115" w:type="dxa"/>
-          </w:tblCellMar>
-        </w:tblPrEx>
         <w:trPr>
-          <w:trHeight w:val="4066" w:hRule="atLeast"/>
+          <w:trHeight w:val="4066"/>
         </w:trPr>
         <w:tc>
           <w:tcPr>
             <w:tcW w:w="2086" w:type="dxa"/>
             <w:tcBorders>
-              <w:top w:val="single" w:color="000000" w:sz="4" w:space="0"/>
-              <w:left w:val="single" w:color="000000" w:sz="4" w:space="0"/>
-              <w:bottom w:val="single" w:color="000000" w:sz="4" w:space="0"/>
-              <w:right w:val="single" w:color="000000" w:sz="4" w:space="0"/>
+              <w:top w:val="single" w:sz="4" w:space="0" w:color="000000"/>
+              <w:left w:val="single" w:sz="4" w:space="0" w:color="000000"/>
+              <w:bottom w:val="single" w:sz="4" w:space="0" w:color="000000"/>
+              <w:right w:val="single" w:sz="4" w:space="0" w:color="000000"/>
             </w:tcBorders>
           </w:tcPr>
           <w:p>
             <w:pPr>
-              <w:spacing w:after="0" w:line="240" w:lineRule="auto"/>
               <w:ind w:left="5"/>
             </w:pPr>
             <w:r>
               <w:rPr>
-                <w:rFonts w:ascii="Cambria" w:hAnsi="Cambria" w:eastAsia="Cambria" w:cs="Cambria"/>
+                <w:rFonts w:ascii="Cambria" w:eastAsia="Cambria" w:hAnsi="Cambria" w:cs="Cambria"/>
                 <w:b/>
               </w:rPr>
               <w:t>Model 1</w:t>
             </w:r>
             <w:r>
               <w:rPr>
-                <w:rFonts w:ascii="Cambria" w:hAnsi="Cambria" w:eastAsia="Cambria" w:cs="Cambria"/>
+                <w:rFonts w:ascii="Cambria" w:eastAsia="Cambria" w:hAnsi="Cambria" w:cs="Cambria"/>
               </w:rPr>
               <w:t xml:space="preserve">  </w:t>
             </w:r>
           </w:p>
           <w:p>
             <w:pPr>
-              <w:spacing w:after="0" w:line="240" w:lineRule="auto"/>
               <w:ind w:left="5"/>
             </w:pPr>
             <w:r>
               <w:rPr>
-                <w:rFonts w:ascii="Cambria" w:hAnsi="Cambria" w:eastAsia="Cambria" w:cs="Cambria"/>
+                <w:rFonts w:ascii="Cambria" w:eastAsia="Cambria" w:hAnsi="Cambria" w:cs="Cambria"/>
               </w:rPr>
               <w:t xml:space="preserve">(InceptionV3 + </w:t>
             </w:r>
           </w:p>
           <w:p>
             <w:pPr>
-              <w:spacing w:after="0" w:line="240" w:lineRule="auto"/>
               <w:ind w:left="5"/>
             </w:pPr>
             <w:r>
               <w:rPr>
-                <w:rFonts w:ascii="Cambria" w:hAnsi="Cambria" w:eastAsia="Cambria" w:cs="Cambria"/>
+                <w:rFonts w:ascii="Cambria" w:eastAsia="Cambria" w:hAnsi="Cambria" w:cs="Cambria"/>
               </w:rPr>
               <w:t xml:space="preserve">Custom Layers) </w:t>
             </w:r>
@@ -851,27 +764,26 @@
           <w:tcPr>
             <w:tcW w:w="2901" w:type="dxa"/>
             <w:tcBorders>
-              <w:top w:val="single" w:color="000000" w:sz="4" w:space="0"/>
-              <w:left w:val="single" w:color="000000" w:sz="4" w:space="0"/>
-              <w:bottom w:val="single" w:color="000000" w:sz="4" w:space="0"/>
-              <w:right w:val="single" w:color="000000" w:sz="4" w:space="0"/>
+              <w:top w:val="single" w:sz="4" w:space="0" w:color="000000"/>
+              <w:left w:val="single" w:sz="4" w:space="0" w:color="000000"/>
+              <w:bottom w:val="single" w:sz="4" w:space="0" w:color="000000"/>
+              <w:right w:val="single" w:sz="4" w:space="0" w:color="000000"/>
             </w:tcBorders>
           </w:tcPr>
           <w:p>
             <w:pPr>
-              <w:spacing w:after="0" w:line="240" w:lineRule="auto"/>
               <w:ind w:left="5"/>
             </w:pPr>
             <w:r>
               <w:rPr>
-                <w:rFonts w:ascii="Cambria" w:hAnsi="Cambria" w:eastAsia="Cambria" w:cs="Cambria"/>
+                <w:rFonts w:ascii="Cambria" w:eastAsia="Cambria" w:hAnsi="Cambria" w:cs="Cambria"/>
                 <w:b/>
               </w:rPr>
               <w:t>Layer Summary:</w:t>
             </w:r>
             <w:r>
               <w:rPr>
-                <w:rFonts w:ascii="Cambria" w:hAnsi="Cambria" w:eastAsia="Cambria" w:cs="Cambria"/>
+                <w:rFonts w:ascii="Cambria" w:eastAsia="Cambria" w:hAnsi="Cambria" w:cs="Cambria"/>
               </w:rPr>
               <w:t xml:space="preserve"> </w:t>
             </w:r>
@@ -882,12 +794,11 @@
                 <w:ilvl w:val="0"/>
                 <w:numId w:val="1"/>
               </w:numPr>
-              <w:spacing w:after="0" w:line="240" w:lineRule="auto"/>
               <w:ind w:hanging="150"/>
             </w:pPr>
             <w:r>
               <w:rPr>
-                <w:rFonts w:ascii="Cambria" w:hAnsi="Cambria" w:eastAsia="Cambria" w:cs="Cambria"/>
+                <w:rFonts w:ascii="Cambria" w:eastAsia="Cambria" w:hAnsi="Cambria" w:cs="Cambria"/>
               </w:rPr>
               <w:t xml:space="preserve">InceptionV3 base model </w:t>
             </w:r>
@@ -898,12 +809,11 @@
                 <w:ilvl w:val="0"/>
                 <w:numId w:val="1"/>
               </w:numPr>
-              <w:spacing w:after="0" w:line="240" w:lineRule="auto"/>
               <w:ind w:hanging="150"/>
             </w:pPr>
             <w:r>
               <w:rPr>
-                <w:rFonts w:ascii="Cambria" w:hAnsi="Cambria" w:eastAsia="Cambria" w:cs="Cambria"/>
+                <w:rFonts w:ascii="Cambria" w:eastAsia="Cambria" w:hAnsi="Cambria" w:cs="Cambria"/>
               </w:rPr>
               <w:t xml:space="preserve">GlobalAveragePooling2D </w:t>
             </w:r>
@@ -914,14 +824,27 @@
                 <w:ilvl w:val="0"/>
                 <w:numId w:val="1"/>
               </w:numPr>
-              <w:spacing w:after="0" w:line="240" w:lineRule="auto"/>
               <w:ind w:hanging="150"/>
             </w:pPr>
             <w:r>
               <w:rPr>
-                <w:rFonts w:ascii="Cambria" w:hAnsi="Cambria" w:eastAsia="Cambria" w:cs="Cambria"/>
-              </w:rPr>
-              <w:t xml:space="preserve">Dense(100, relu) </w:t>
+                <w:rFonts w:ascii="Cambria" w:eastAsia="Cambria" w:hAnsi="Cambria" w:cs="Cambria"/>
+              </w:rPr>
+              <w:t xml:space="preserve">Dense(100, </w:t>
+            </w:r>
+            <w:proofErr w:type="spellStart"/>
+            <w:r>
+              <w:rPr>
+                <w:rFonts w:ascii="Cambria" w:eastAsia="Cambria" w:hAnsi="Cambria" w:cs="Cambria"/>
+              </w:rPr>
+              <w:t>relu</w:t>
+            </w:r>
+            <w:proofErr w:type="spellEnd"/>
+            <w:r>
+              <w:rPr>
+                <w:rFonts w:ascii="Cambria" w:eastAsia="Cambria" w:hAnsi="Cambria" w:cs="Cambria"/>
+              </w:rPr>
+              <w:t xml:space="preserve">) </w:t>
             </w:r>
           </w:p>
           <w:p>
@@ -930,14 +853,21 @@
                 <w:ilvl w:val="0"/>
                 <w:numId w:val="1"/>
               </w:numPr>
-              <w:spacing w:after="0" w:line="240" w:lineRule="auto"/>
               <w:ind w:hanging="150"/>
             </w:pPr>
-            <w:r>
-              <w:rPr>
-                <w:rFonts w:ascii="Cambria" w:hAnsi="Cambria" w:eastAsia="Cambria" w:cs="Cambria"/>
-              </w:rPr>
-              <w:t xml:space="preserve">BatchNormalization </w:t>
+            <w:proofErr w:type="spellStart"/>
+            <w:r>
+              <w:rPr>
+                <w:rFonts w:ascii="Cambria" w:eastAsia="Cambria" w:hAnsi="Cambria" w:cs="Cambria"/>
+              </w:rPr>
+              <w:t>BatchNormalization</w:t>
+            </w:r>
+            <w:proofErr w:type="spellEnd"/>
+            <w:r>
+              <w:rPr>
+                <w:rFonts w:ascii="Cambria" w:eastAsia="Cambria" w:hAnsi="Cambria" w:cs="Cambria"/>
+              </w:rPr>
+              <w:t xml:space="preserve"> </w:t>
             </w:r>
           </w:p>
           <w:p>
@@ -946,12 +876,11 @@
                 <w:ilvl w:val="0"/>
                 <w:numId w:val="1"/>
               </w:numPr>
-              <w:spacing w:after="0" w:line="240" w:lineRule="auto"/>
               <w:ind w:hanging="150"/>
             </w:pPr>
             <w:r>
               <w:rPr>
-                <w:rFonts w:ascii="Cambria" w:hAnsi="Cambria" w:eastAsia="Cambria" w:cs="Cambria"/>
+                <w:rFonts w:ascii="Cambria" w:eastAsia="Cambria" w:hAnsi="Cambria" w:cs="Cambria"/>
               </w:rPr>
               <w:t xml:space="preserve">Dropout(0.5) </w:t>
             </w:r>
@@ -962,98 +891,105 @@
                 <w:ilvl w:val="0"/>
                 <w:numId w:val="1"/>
               </w:numPr>
-              <w:spacing w:after="0" w:line="240" w:lineRule="auto"/>
               <w:ind w:hanging="150"/>
             </w:pPr>
             <w:r>
               <w:rPr>
-                <w:rFonts w:ascii="Cambria" w:hAnsi="Cambria" w:eastAsia="Cambria" w:cs="Cambria"/>
-              </w:rPr>
-              <w:t xml:space="preserve">Dense(3, softmax) </w:t>
+                <w:rFonts w:ascii="Cambria" w:eastAsia="Cambria" w:hAnsi="Cambria" w:cs="Cambria"/>
+              </w:rPr>
+              <w:t xml:space="preserve">Dense(3, </w:t>
+            </w:r>
+            <w:proofErr w:type="spellStart"/>
+            <w:r>
+              <w:rPr>
+                <w:rFonts w:ascii="Cambria" w:eastAsia="Cambria" w:hAnsi="Cambria" w:cs="Cambria"/>
+              </w:rPr>
+              <w:t>softmax</w:t>
+            </w:r>
+            <w:proofErr w:type="spellEnd"/>
+            <w:r>
+              <w:rPr>
+                <w:rFonts w:ascii="Cambria" w:eastAsia="Cambria" w:hAnsi="Cambria" w:cs="Cambria"/>
+              </w:rPr>
+              <w:t xml:space="preserve">) </w:t>
             </w:r>
           </w:p>
           <w:p>
             <w:pPr>
-              <w:spacing w:after="0" w:line="240" w:lineRule="auto"/>
               <w:ind w:left="5"/>
             </w:pPr>
             <w:r>
               <w:rPr>
-                <w:rFonts w:ascii="Cambria" w:hAnsi="Cambria" w:eastAsia="Cambria" w:cs="Cambria"/>
+                <w:rFonts w:ascii="Cambria" w:eastAsia="Cambria" w:hAnsi="Cambria" w:cs="Cambria"/>
               </w:rPr>
               <w:t xml:space="preserve"> </w:t>
             </w:r>
           </w:p>
           <w:p>
             <w:pPr>
-              <w:spacing w:after="0" w:line="240" w:lineRule="auto"/>
               <w:ind w:left="5"/>
             </w:pPr>
             <w:r>
               <w:rPr>
-                <w:rFonts w:ascii="Cambria" w:hAnsi="Cambria" w:eastAsia="Cambria" w:cs="Cambria"/>
+                <w:rFonts w:ascii="Cambria" w:eastAsia="Cambria" w:hAnsi="Cambria" w:cs="Cambria"/>
                 <w:b/>
               </w:rPr>
               <w:t>Total Parameters:</w:t>
             </w:r>
             <w:r>
               <w:rPr>
-                <w:rFonts w:ascii="Cambria" w:hAnsi="Cambria" w:eastAsia="Cambria" w:cs="Cambria"/>
+                <w:rFonts w:ascii="Cambria" w:eastAsia="Cambria" w:hAnsi="Cambria" w:cs="Cambria"/>
               </w:rPr>
               <w:t xml:space="preserve"> </w:t>
             </w:r>
           </w:p>
           <w:p>
             <w:pPr>
-              <w:spacing w:after="0" w:line="240" w:lineRule="auto"/>
               <w:ind w:left="5"/>
             </w:pPr>
             <w:r>
               <w:rPr>
-                <w:rFonts w:ascii="Cambria" w:hAnsi="Cambria" w:eastAsia="Cambria" w:cs="Cambria"/>
+                <w:rFonts w:ascii="Cambria" w:eastAsia="Cambria" w:hAnsi="Cambria" w:cs="Cambria"/>
               </w:rPr>
               <w:t xml:space="preserve">2,311,305 </w:t>
             </w:r>
           </w:p>
           <w:p>
             <w:pPr>
-              <w:spacing w:after="0" w:line="240" w:lineRule="auto"/>
               <w:ind w:left="5"/>
             </w:pPr>
             <w:r>
               <w:rPr>
-                <w:rFonts w:ascii="Cambria" w:hAnsi="Cambria" w:eastAsia="Cambria" w:cs="Cambria"/>
+                <w:rFonts w:ascii="Cambria" w:eastAsia="Cambria" w:hAnsi="Cambria" w:cs="Cambria"/>
                 <w:b/>
               </w:rPr>
               <w:t>Trainable Parameters:</w:t>
             </w:r>
             <w:r>
               <w:rPr>
-                <w:rFonts w:ascii="Cambria" w:hAnsi="Cambria" w:eastAsia="Cambria" w:cs="Cambria"/>
+                <w:rFonts w:ascii="Cambria" w:eastAsia="Cambria" w:hAnsi="Cambria" w:cs="Cambria"/>
               </w:rPr>
               <w:t xml:space="preserve"> </w:t>
             </w:r>
           </w:p>
           <w:p>
             <w:pPr>
-              <w:spacing w:after="0" w:line="240" w:lineRule="auto"/>
               <w:ind w:left="5"/>
             </w:pPr>
             <w:r>
               <w:rPr>
-                <w:rFonts w:ascii="Cambria" w:hAnsi="Cambria" w:eastAsia="Cambria" w:cs="Cambria"/>
+                <w:rFonts w:ascii="Cambria" w:eastAsia="Cambria" w:hAnsi="Cambria" w:cs="Cambria"/>
               </w:rPr>
               <w:t xml:space="preserve">2,304,505 </w:t>
             </w:r>
           </w:p>
           <w:p>
             <w:pPr>
-              <w:spacing w:after="0" w:line="240" w:lineRule="auto"/>
               <w:ind w:left="5"/>
             </w:pPr>
             <w:r>
               <w:rPr>
-                <w:rFonts w:ascii="Cambria" w:hAnsi="Cambria" w:eastAsia="Cambria" w:cs="Cambria"/>
+                <w:rFonts w:ascii="Cambria" w:eastAsia="Cambria" w:hAnsi="Cambria" w:cs="Cambria"/>
                 <w:b/>
               </w:rPr>
               <w:t xml:space="preserve">Non-trainable </w:t>
@@ -1061,19 +997,18 @@
           </w:p>
           <w:p>
             <w:pPr>
-              <w:spacing w:after="0" w:line="240" w:lineRule="auto"/>
               <w:ind w:left="5"/>
             </w:pPr>
             <w:r>
               <w:rPr>
-                <w:rFonts w:ascii="Cambria" w:hAnsi="Cambria" w:eastAsia="Cambria" w:cs="Cambria"/>
+                <w:rFonts w:ascii="Cambria" w:eastAsia="Cambria" w:hAnsi="Cambria" w:cs="Cambria"/>
                 <w:b/>
               </w:rPr>
               <w:t>Parameters:</w:t>
             </w:r>
             <w:r>
               <w:rPr>
-                <w:rFonts w:ascii="Cambria" w:hAnsi="Cambria" w:eastAsia="Cambria" w:cs="Cambria"/>
+                <w:rFonts w:ascii="Cambria" w:eastAsia="Cambria" w:hAnsi="Cambria" w:cs="Cambria"/>
               </w:rPr>
               <w:t xml:space="preserve"> 6,800 </w:t>
             </w:r>
@@ -1083,66 +1018,54 @@
           <w:tcPr>
             <w:tcW w:w="4367" w:type="dxa"/>
             <w:tcBorders>
-              <w:top w:val="single" w:color="000000" w:sz="4" w:space="0"/>
-              <w:left w:val="single" w:color="000000" w:sz="4" w:space="0"/>
-              <w:bottom w:val="single" w:color="000000" w:sz="4" w:space="0"/>
-              <w:right w:val="single" w:color="000000" w:sz="4" w:space="0"/>
+              <w:top w:val="single" w:sz="4" w:space="0" w:color="000000"/>
+              <w:left w:val="single" w:sz="4" w:space="0" w:color="000000"/>
+              <w:bottom w:val="single" w:sz="4" w:space="0" w:color="000000"/>
+              <w:right w:val="single" w:sz="4" w:space="0" w:color="000000"/>
             </w:tcBorders>
           </w:tcPr>
           <w:p>
-            <w:pPr>
-              <w:spacing w:after="0" w:line="240" w:lineRule="auto"/>
-            </w:pPr>
-            <w:r>
-              <w:rPr>
-                <w:rFonts w:ascii="Cambria" w:hAnsi="Cambria" w:eastAsia="Cambria" w:cs="Cambria"/>
+            <w:r>
+              <w:rPr>
+                <w:rFonts w:ascii="Cambria" w:eastAsia="Cambria" w:hAnsi="Cambria" w:cs="Cambria"/>
                 <w:b/>
               </w:rPr>
               <w:t>Training Accuracy</w:t>
             </w:r>
             <w:r>
               <w:rPr>
-                <w:rFonts w:ascii="Cambria" w:hAnsi="Cambria" w:eastAsia="Cambria" w:cs="Cambria"/>
+                <w:rFonts w:ascii="Cambria" w:eastAsia="Cambria" w:hAnsi="Cambria" w:cs="Cambria"/>
               </w:rPr>
               <w:t xml:space="preserve">: 83.42% </w:t>
             </w:r>
           </w:p>
           <w:p>
-            <w:pPr>
-              <w:spacing w:after="0" w:line="240" w:lineRule="auto"/>
-            </w:pPr>
-            <w:r>
-              <w:rPr>
-                <w:rFonts w:ascii="Cambria" w:hAnsi="Cambria" w:eastAsia="Cambria" w:cs="Cambria"/>
+            <w:r>
+              <w:rPr>
+                <w:rFonts w:ascii="Cambria" w:eastAsia="Cambria" w:hAnsi="Cambria" w:cs="Cambria"/>
                 <w:b/>
               </w:rPr>
               <w:t>Validation Accuracy</w:t>
             </w:r>
             <w:r>
               <w:rPr>
-                <w:rFonts w:ascii="Cambria" w:hAnsi="Cambria" w:eastAsia="Cambria" w:cs="Cambria"/>
+                <w:rFonts w:ascii="Cambria" w:eastAsia="Cambria" w:hAnsi="Cambria" w:cs="Cambria"/>
               </w:rPr>
               <w:t xml:space="preserve">: 88.36% </w:t>
             </w:r>
           </w:p>
           <w:p>
-            <w:pPr>
-              <w:spacing w:after="0" w:line="240" w:lineRule="auto"/>
-            </w:pPr>
-            <w:r>
-              <w:rPr>
-                <w:rFonts w:ascii="Cambria" w:hAnsi="Cambria" w:eastAsia="Cambria" w:cs="Cambria"/>
+            <w:r>
+              <w:rPr>
+                <w:rFonts w:ascii="Cambria" w:eastAsia="Cambria" w:hAnsi="Cambria" w:cs="Cambria"/>
               </w:rPr>
               <w:t xml:space="preserve"> </w:t>
             </w:r>
           </w:p>
           <w:p>
-            <w:pPr>
-              <w:spacing w:after="0" w:line="240" w:lineRule="auto"/>
-            </w:pPr>
-            <w:r>
-              <w:rPr>
-                <w:rFonts w:ascii="Cambria" w:hAnsi="Cambria" w:eastAsia="Cambria" w:cs="Cambria"/>
+            <w:r>
+              <w:rPr>
+                <w:rFonts w:ascii="Cambria" w:eastAsia="Cambria" w:hAnsi="Cambria" w:cs="Cambria"/>
               </w:rPr>
               <w:t xml:space="preserve">Training converged well with slight overfitting mitigated by dropout and batch normalization. </w:t>
             </w:r>
@@ -1164,7 +1087,7 @@
       </w:pPr>
       <w:r>
         <w:rPr>
-          <w:rFonts w:ascii="Times New Roman" w:hAnsi="Times New Roman" w:eastAsia="Times New Roman" w:cs="Times New Roman"/>
+          <w:rFonts w:ascii="Times New Roman" w:eastAsia="Times New Roman" w:hAnsi="Times New Roman" w:cs="Times New Roman"/>
           <w:b/>
           <w:sz w:val="24"/>
         </w:rPr>
@@ -1174,69 +1097,19 @@
     <w:sectPr>
       <w:pgSz w:w="12240" w:h="15840"/>
       <w:pgMar w:top="193" w:right="1991" w:bottom="1456" w:left="1441" w:header="720" w:footer="720" w:gutter="0"/>
-      <w:cols w:space="720" w:num="1"/>
+      <w:cols w:space="720"/>
     </w:sectPr>
   </w:body>
 </w:document>
 </file>
 
-<file path=word/endnotes.xml><?xml version="1.0" encoding="utf-8"?>
-<w:endnotes xmlns:wpc="http://schemas.microsoft.com/office/word/2010/wordprocessingCanvas" xmlns:mc="http://schemas.openxmlformats.org/markup-compatibility/2006" xmlns:o="urn:schemas-microsoft-com:office:office" xmlns:r="http://schemas.openxmlformats.org/officeDocument/2006/relationships" xmlns:m="http://schemas.openxmlformats.org/officeDocument/2006/math" xmlns:v="urn:schemas-microsoft-com:vml" xmlns:wp14="http://schemas.microsoft.com/office/word/2010/wordprocessingDrawing" xmlns:wp="http://schemas.openxmlformats.org/drawingml/2006/wordprocessingDrawing" xmlns:w="http://schemas.openxmlformats.org/wordprocessingml/2006/main" xmlns:w14="http://schemas.microsoft.com/office/word/2010/wordml" xmlns:w15="http://schemas.microsoft.com/office/word/2012/wordml" xmlns:w10="urn:schemas-microsoft-com:office:word" xmlns:wpg="http://schemas.microsoft.com/office/word/2010/wordprocessingGroup" xmlns:wpi="http://schemas.microsoft.com/office/word/2010/wordprocessingInk" xmlns:wne="http://schemas.microsoft.com/office/word/2006/wordml" xmlns:wps="http://schemas.microsoft.com/office/word/2010/wordprocessingShape" xmlns:wpsCustomData="http://www.wps.cn/officeDocument/2013/wpsCustomData" mc:Ignorable="w14 w15 wp14">
-  <w:endnote w:type="separator" w:id="0">
-    <w:p>
-      <w:pPr>
-        <w:spacing w:line="240" w:lineRule="auto"/>
-      </w:pPr>
-      <w:r>
-        <w:separator/>
-      </w:r>
-    </w:p>
-  </w:endnote>
-  <w:endnote w:type="continuationSeparator" w:id="1">
-    <w:p>
-      <w:pPr>
-        <w:spacing w:line="240" w:lineRule="auto"/>
-      </w:pPr>
-      <w:r>
-        <w:continuationSeparator/>
-      </w:r>
-    </w:p>
-  </w:endnote>
-</w:endnotes>
-</file>
-
-<file path=word/footnotes.xml><?xml version="1.0" encoding="utf-8"?>
-<w:footnotes xmlns:wpc="http://schemas.microsoft.com/office/word/2010/wordprocessingCanvas" xmlns:mc="http://schemas.openxmlformats.org/markup-compatibility/2006" xmlns:o="urn:schemas-microsoft-com:office:office" xmlns:r="http://schemas.openxmlformats.org/officeDocument/2006/relationships" xmlns:m="http://schemas.openxmlformats.org/officeDocument/2006/math" xmlns:v="urn:schemas-microsoft-com:vml" xmlns:wp14="http://schemas.microsoft.com/office/word/2010/wordprocessingDrawing" xmlns:wp="http://schemas.openxmlformats.org/drawingml/2006/wordprocessingDrawing" xmlns:w="http://schemas.openxmlformats.org/wordprocessingml/2006/main" xmlns:w14="http://schemas.microsoft.com/office/word/2010/wordml" xmlns:w15="http://schemas.microsoft.com/office/word/2012/wordml" xmlns:w10="urn:schemas-microsoft-com:office:word" xmlns:wpg="http://schemas.microsoft.com/office/word/2010/wordprocessingGroup" xmlns:wpi="http://schemas.microsoft.com/office/word/2010/wordprocessingInk" xmlns:wne="http://schemas.microsoft.com/office/word/2006/wordml" xmlns:wps="http://schemas.microsoft.com/office/word/2010/wordprocessingShape" xmlns:wpsCustomData="http://www.wps.cn/officeDocument/2013/wpsCustomData" mc:Ignorable="w14 w15 wp14">
-  <w:footnote w:type="separator" w:id="0">
-    <w:p>
-      <w:pPr>
-        <w:spacing w:before="0" w:after="0" w:line="259" w:lineRule="auto"/>
-      </w:pPr>
-      <w:r>
-        <w:separator/>
-      </w:r>
-    </w:p>
-  </w:footnote>
-  <w:footnote w:type="continuationSeparator" w:id="1">
-    <w:p>
-      <w:pPr>
-        <w:spacing w:before="0" w:after="0" w:line="259" w:lineRule="auto"/>
-      </w:pPr>
-      <w:r>
-        <w:continuationSeparator/>
-      </w:r>
-    </w:p>
-  </w:footnote>
-</w:footnotes>
-</file>
-
 <file path=word/numbering.xml><?xml version="1.0" encoding="utf-8"?>
-<w:numbering xmlns:wpc="http://schemas.microsoft.com/office/word/2010/wordprocessingCanvas" xmlns:mc="http://schemas.openxmlformats.org/markup-compatibility/2006" xmlns:o="urn:schemas-microsoft-com:office:office" xmlns:r="http://schemas.openxmlformats.org/officeDocument/2006/relationships" xmlns:m="http://schemas.openxmlformats.org/officeDocument/2006/math" xmlns:v="urn:schemas-microsoft-com:vml" xmlns:wp14="http://schemas.microsoft.com/office/word/2010/wordprocessingDrawing" xmlns:wp="http://schemas.openxmlformats.org/drawingml/2006/wordprocessingDrawing" xmlns:w10="urn:schemas-microsoft-com:office:word" xmlns:w="http://schemas.openxmlformats.org/wordprocessingml/2006/main" xmlns:w14="http://schemas.microsoft.com/office/word/2010/wordml" xmlns:wpg="http://schemas.microsoft.com/office/word/2010/wordprocessingGroup" xmlns:wpi="http://schemas.microsoft.com/office/word/2010/wordprocessingInk" xmlns:wne="http://schemas.microsoft.com/office/word/2006/wordml" xmlns:wps="http://schemas.microsoft.com/office/word/2010/wordprocessingShape" xmlns:wpsCustomData="http://www.wps.cn/officeDocument/2013/wpsCustomData" mc:Ignorable="w14 wp14">
-  <w:abstractNum w:abstractNumId="0">
+<w:numbering xmlns:wpc="http://schemas.microsoft.com/office/word/2010/wordprocessingCanvas" xmlns:cx="http://schemas.microsoft.com/office/drawing/2014/chartex" xmlns:cx1="http://schemas.microsoft.com/office/drawing/2015/9/8/chartex" xmlns:mc="http://schemas.openxmlformats.org/markup-compatibility/2006" xmlns:o="urn:schemas-microsoft-com:office:office" xmlns:r="http://schemas.openxmlformats.org/officeDocument/2006/relationships" xmlns:m="http://schemas.openxmlformats.org/officeDocument/2006/math" xmlns:v="urn:schemas-microsoft-com:vml" xmlns:wp14="http://schemas.microsoft.com/office/word/2010/wordprocessingDrawing" xmlns:wp="http://schemas.openxmlformats.org/drawingml/2006/wordprocessingDrawing" xmlns:w10="urn:schemas-microsoft-com:office:word" xmlns:w="http://schemas.openxmlformats.org/wordprocessingml/2006/main" xmlns:w14="http://schemas.microsoft.com/office/word/2010/wordml" xmlns:w15="http://schemas.microsoft.com/office/word/2012/wordml" xmlns:w16se="http://schemas.microsoft.com/office/word/2015/wordml/symex" xmlns:wpg="http://schemas.microsoft.com/office/word/2010/wordprocessingGroup" xmlns:wpi="http://schemas.microsoft.com/office/word/2010/wordprocessingInk" xmlns:wne="http://schemas.microsoft.com/office/word/2006/wordml" xmlns:wps="http://schemas.microsoft.com/office/word/2010/wordprocessingShape" mc:Ignorable="w14 w15 w16se wp14">
+  <w:abstractNum w:abstractNumId="0" w15:restartNumberingAfterBreak="0">
     <w:nsid w:val="527818B9"/>
-    <w:multiLevelType w:val="multilevel"/>
-    <w:tmpl w:val="527818B9"/>
-    <w:lvl w:ilvl="0" w:tentative="0">
+    <w:multiLevelType w:val="hybridMultilevel"/>
+    <w:tmpl w:val="50C4E542"/>
+    <w:lvl w:ilvl="0" w:tplc="9864DD92">
       <w:start w:val="1"/>
       <w:numFmt w:val="bullet"/>
       <w:lvlText w:val="•"/>
@@ -1245,7 +1118,7 @@
         <w:ind w:left="155"/>
       </w:pPr>
       <w:rPr>
-        <w:rFonts w:ascii="Cambria" w:hAnsi="Cambria" w:eastAsia="Cambria" w:cs="Cambria"/>
+        <w:rFonts w:ascii="Cambria" w:eastAsia="Cambria" w:hAnsi="Cambria" w:cs="Cambria"/>
         <w:b w:val="0"/>
         <w:i w:val="0"/>
         <w:strike w:val="0"/>
@@ -1254,11 +1127,12 @@
         <w:sz w:val="22"/>
         <w:szCs w:val="22"/>
         <w:u w:val="none" w:color="000000"/>
+        <w:bdr w:val="none" w:sz="0" w:space="0" w:color="auto"/>
         <w:shd w:val="clear" w:color="auto" w:fill="auto"/>
         <w:vertAlign w:val="baseline"/>
       </w:rPr>
     </w:lvl>
-    <w:lvl w:ilvl="1" w:tentative="0">
+    <w:lvl w:ilvl="1" w:tplc="C5A83620">
       <w:start w:val="1"/>
       <w:numFmt w:val="bullet"/>
       <w:lvlText w:val="o"/>
@@ -1267,7 +1141,7 @@
         <w:ind w:left="1190"/>
       </w:pPr>
       <w:rPr>
-        <w:rFonts w:ascii="Cambria" w:hAnsi="Cambria" w:eastAsia="Cambria" w:cs="Cambria"/>
+        <w:rFonts w:ascii="Cambria" w:eastAsia="Cambria" w:hAnsi="Cambria" w:cs="Cambria"/>
         <w:b w:val="0"/>
         <w:i w:val="0"/>
         <w:strike w:val="0"/>
@@ -1276,11 +1150,12 @@
         <w:sz w:val="22"/>
         <w:szCs w:val="22"/>
         <w:u w:val="none" w:color="000000"/>
+        <w:bdr w:val="none" w:sz="0" w:space="0" w:color="auto"/>
         <w:shd w:val="clear" w:color="auto" w:fill="auto"/>
         <w:vertAlign w:val="baseline"/>
       </w:rPr>
     </w:lvl>
-    <w:lvl w:ilvl="2" w:tentative="0">
+    <w:lvl w:ilvl="2" w:tplc="BFF4958E">
       <w:start w:val="1"/>
       <w:numFmt w:val="bullet"/>
       <w:lvlText w:val="▪"/>
@@ -1289,7 +1164,7 @@
         <w:ind w:left="1910"/>
       </w:pPr>
       <w:rPr>
-        <w:rFonts w:ascii="Cambria" w:hAnsi="Cambria" w:eastAsia="Cambria" w:cs="Cambria"/>
+        <w:rFonts w:ascii="Cambria" w:eastAsia="Cambria" w:hAnsi="Cambria" w:cs="Cambria"/>
         <w:b w:val="0"/>
         <w:i w:val="0"/>
         <w:strike w:val="0"/>
@@ -1298,11 +1173,12 @@
         <w:sz w:val="22"/>
         <w:szCs w:val="22"/>
         <w:u w:val="none" w:color="000000"/>
+        <w:bdr w:val="none" w:sz="0" w:space="0" w:color="auto"/>
         <w:shd w:val="clear" w:color="auto" w:fill="auto"/>
         <w:vertAlign w:val="baseline"/>
       </w:rPr>
     </w:lvl>
-    <w:lvl w:ilvl="3" w:tentative="0">
+    <w:lvl w:ilvl="3" w:tplc="F1AC10A8">
       <w:start w:val="1"/>
       <w:numFmt w:val="bullet"/>
       <w:lvlText w:val="•"/>
@@ -1311,7 +1187,7 @@
         <w:ind w:left="2630"/>
       </w:pPr>
       <w:rPr>
-        <w:rFonts w:ascii="Cambria" w:hAnsi="Cambria" w:eastAsia="Cambria" w:cs="Cambria"/>
+        <w:rFonts w:ascii="Cambria" w:eastAsia="Cambria" w:hAnsi="Cambria" w:cs="Cambria"/>
         <w:b w:val="0"/>
         <w:i w:val="0"/>
         <w:strike w:val="0"/>
@@ -1320,11 +1196,12 @@
         <w:sz w:val="22"/>
         <w:szCs w:val="22"/>
         <w:u w:val="none" w:color="000000"/>
+        <w:bdr w:val="none" w:sz="0" w:space="0" w:color="auto"/>
         <w:shd w:val="clear" w:color="auto" w:fill="auto"/>
         <w:vertAlign w:val="baseline"/>
       </w:rPr>
     </w:lvl>
-    <w:lvl w:ilvl="4" w:tentative="0">
+    <w:lvl w:ilvl="4" w:tplc="53E605FC">
       <w:start w:val="1"/>
       <w:numFmt w:val="bullet"/>
       <w:lvlText w:val="o"/>
@@ -1333,7 +1210,7 @@
         <w:ind w:left="3350"/>
       </w:pPr>
       <w:rPr>
-        <w:rFonts w:ascii="Cambria" w:hAnsi="Cambria" w:eastAsia="Cambria" w:cs="Cambria"/>
+        <w:rFonts w:ascii="Cambria" w:eastAsia="Cambria" w:hAnsi="Cambria" w:cs="Cambria"/>
         <w:b w:val="0"/>
         <w:i w:val="0"/>
         <w:strike w:val="0"/>
@@ -1342,11 +1219,12 @@
         <w:sz w:val="22"/>
         <w:szCs w:val="22"/>
         <w:u w:val="none" w:color="000000"/>
+        <w:bdr w:val="none" w:sz="0" w:space="0" w:color="auto"/>
         <w:shd w:val="clear" w:color="auto" w:fill="auto"/>
         <w:vertAlign w:val="baseline"/>
       </w:rPr>
     </w:lvl>
-    <w:lvl w:ilvl="5" w:tentative="0">
+    <w:lvl w:ilvl="5" w:tplc="FEB865CA">
       <w:start w:val="1"/>
       <w:numFmt w:val="bullet"/>
       <w:lvlText w:val="▪"/>
@@ -1355,7 +1233,7 @@
         <w:ind w:left="4070"/>
       </w:pPr>
       <w:rPr>
-        <w:rFonts w:ascii="Cambria" w:hAnsi="Cambria" w:eastAsia="Cambria" w:cs="Cambria"/>
+        <w:rFonts w:ascii="Cambria" w:eastAsia="Cambria" w:hAnsi="Cambria" w:cs="Cambria"/>
         <w:b w:val="0"/>
         <w:i w:val="0"/>
         <w:strike w:val="0"/>
@@ -1364,11 +1242,12 @@
         <w:sz w:val="22"/>
         <w:szCs w:val="22"/>
         <w:u w:val="none" w:color="000000"/>
+        <w:bdr w:val="none" w:sz="0" w:space="0" w:color="auto"/>
         <w:shd w:val="clear" w:color="auto" w:fill="auto"/>
         <w:vertAlign w:val="baseline"/>
       </w:rPr>
     </w:lvl>
-    <w:lvl w:ilvl="6" w:tentative="0">
+    <w:lvl w:ilvl="6" w:tplc="5E62486E">
       <w:start w:val="1"/>
       <w:numFmt w:val="bullet"/>
       <w:lvlText w:val="•"/>
@@ -1377,7 +1256,7 @@
         <w:ind w:left="4790"/>
       </w:pPr>
       <w:rPr>
-        <w:rFonts w:ascii="Cambria" w:hAnsi="Cambria" w:eastAsia="Cambria" w:cs="Cambria"/>
+        <w:rFonts w:ascii="Cambria" w:eastAsia="Cambria" w:hAnsi="Cambria" w:cs="Cambria"/>
         <w:b w:val="0"/>
         <w:i w:val="0"/>
         <w:strike w:val="0"/>
@@ -1386,11 +1265,12 @@
         <w:sz w:val="22"/>
         <w:szCs w:val="22"/>
         <w:u w:val="none" w:color="000000"/>
+        <w:bdr w:val="none" w:sz="0" w:space="0" w:color="auto"/>
         <w:shd w:val="clear" w:color="auto" w:fill="auto"/>
         <w:vertAlign w:val="baseline"/>
       </w:rPr>
     </w:lvl>
-    <w:lvl w:ilvl="7" w:tentative="0">
+    <w:lvl w:ilvl="7" w:tplc="F23213E6">
       <w:start w:val="1"/>
       <w:numFmt w:val="bullet"/>
       <w:lvlText w:val="o"/>
@@ -1399,7 +1279,7 @@
         <w:ind w:left="5510"/>
       </w:pPr>
       <w:rPr>
-        <w:rFonts w:ascii="Cambria" w:hAnsi="Cambria" w:eastAsia="Cambria" w:cs="Cambria"/>
+        <w:rFonts w:ascii="Cambria" w:eastAsia="Cambria" w:hAnsi="Cambria" w:cs="Cambria"/>
         <w:b w:val="0"/>
         <w:i w:val="0"/>
         <w:strike w:val="0"/>
@@ -1408,11 +1288,12 @@
         <w:sz w:val="22"/>
         <w:szCs w:val="22"/>
         <w:u w:val="none" w:color="000000"/>
+        <w:bdr w:val="none" w:sz="0" w:space="0" w:color="auto"/>
         <w:shd w:val="clear" w:color="auto" w:fill="auto"/>
         <w:vertAlign w:val="baseline"/>
       </w:rPr>
     </w:lvl>
-    <w:lvl w:ilvl="8" w:tentative="0">
+    <w:lvl w:ilvl="8" w:tplc="9DA2F70E">
       <w:start w:val="1"/>
       <w:numFmt w:val="bullet"/>
       <w:lvlText w:val="▪"/>
@@ -1421,7 +1302,7 @@
         <w:ind w:left="6230"/>
       </w:pPr>
       <w:rPr>
-        <w:rFonts w:ascii="Cambria" w:hAnsi="Cambria" w:eastAsia="Cambria" w:cs="Cambria"/>
+        <w:rFonts w:ascii="Cambria" w:eastAsia="Cambria" w:hAnsi="Cambria" w:cs="Cambria"/>
         <w:b w:val="0"/>
         <w:i w:val="0"/>
         <w:strike w:val="0"/>
@@ -1430,6 +1311,7 @@
         <w:sz w:val="22"/>
         <w:szCs w:val="22"/>
         <w:u w:val="none" w:color="000000"/>
+        <w:bdr w:val="none" w:sz="0" w:space="0" w:color="auto"/>
         <w:shd w:val="clear" w:color="auto" w:fill="auto"/>
         <w:vertAlign w:val="baseline"/>
       </w:rPr>
@@ -1442,293 +1324,416 @@
 </file>
 
 <file path=word/styles.xml><?xml version="1.0" encoding="utf-8"?>
-<w:styles xmlns:mc="http://schemas.openxmlformats.org/markup-compatibility/2006" xmlns:o="urn:schemas-microsoft-com:office:office" xmlns:r="http://schemas.openxmlformats.org/officeDocument/2006/relationships" xmlns:m="http://schemas.openxmlformats.org/officeDocument/2006/math" xmlns:v="urn:schemas-microsoft-com:vml" xmlns:w="http://schemas.openxmlformats.org/wordprocessingml/2006/main" xmlns:w14="http://schemas.microsoft.com/office/word/2010/wordml" xmlns:w10="urn:schemas-microsoft-com:office:word" xmlns:sl="http://schemas.openxmlformats.org/schemaLibrary/2006/main" xmlns:wpsCustomData="http://www.wps.cn/officeDocument/2013/wpsCustomData" mc:Ignorable="w14">
+<w:styles xmlns:mc="http://schemas.openxmlformats.org/markup-compatibility/2006" xmlns:r="http://schemas.openxmlformats.org/officeDocument/2006/relationships" xmlns:w="http://schemas.openxmlformats.org/wordprocessingml/2006/main" xmlns:w14="http://schemas.microsoft.com/office/word/2010/wordml" xmlns:w15="http://schemas.microsoft.com/office/word/2012/wordml" xmlns:w16se="http://schemas.microsoft.com/office/word/2015/wordml/symex" mc:Ignorable="w14 w15 w16se">
   <w:docDefaults>
     <w:rPrDefault>
       <w:rPr>
-        <w:rFonts w:asciiTheme="minorHAnsi" w:hAnsiTheme="minorHAnsi" w:eastAsiaTheme="minorEastAsia" w:cstheme="minorBidi"/>
+        <w:rFonts w:asciiTheme="minorHAnsi" w:eastAsiaTheme="minorEastAsia" w:hAnsiTheme="minorHAnsi" w:cstheme="minorBidi"/>
+        <w:sz w:val="22"/>
+        <w:szCs w:val="22"/>
+        <w:lang w:val="en-IN" w:eastAsia="en-IN" w:bidi="ar-SA"/>
       </w:rPr>
     </w:rPrDefault>
-    <w:pPrDefault/>
+    <w:pPrDefault>
+      <w:pPr>
+        <w:spacing w:after="160" w:line="259" w:lineRule="auto"/>
+      </w:pPr>
+    </w:pPrDefault>
   </w:docDefaults>
-  <w:latentStyles w:count="260" w:defQFormat="0" w:defUnhideWhenUsed="1" w:defSemiHidden="1" w:defUIPriority="99" w:defLockedState="0">
-    <w:lsdException w:qFormat="1" w:unhideWhenUsed="0" w:uiPriority="0" w:semiHidden="0" w:name="Normal"/>
-    <w:lsdException w:qFormat="1" w:unhideWhenUsed="0" w:uiPriority="9" w:semiHidden="0" w:name="heading 1"/>
-    <w:lsdException w:qFormat="1" w:uiPriority="9" w:name="heading 2"/>
-    <w:lsdException w:qFormat="1" w:uiPriority="9" w:name="heading 3"/>
-    <w:lsdException w:qFormat="1" w:uiPriority="9" w:name="heading 4"/>
-    <w:lsdException w:qFormat="1" w:uiPriority="9" w:name="heading 5"/>
-    <w:lsdException w:qFormat="1" w:uiPriority="9" w:name="heading 6"/>
-    <w:lsdException w:qFormat="1" w:uiPriority="9" w:name="heading 7"/>
-    <w:lsdException w:qFormat="1" w:uiPriority="9" w:name="heading 8"/>
-    <w:lsdException w:qFormat="1" w:uiPriority="9" w:name="heading 9"/>
-    <w:lsdException w:uiPriority="99" w:name="index 1"/>
-    <w:lsdException w:uiPriority="99" w:name="index 2"/>
-    <w:lsdException w:uiPriority="99" w:name="index 3"/>
-    <w:lsdException w:uiPriority="99" w:name="index 4"/>
-    <w:lsdException w:uiPriority="99" w:name="index 5"/>
-    <w:lsdException w:uiPriority="99" w:name="index 6"/>
-    <w:lsdException w:uiPriority="99" w:name="index 7"/>
-    <w:lsdException w:uiPriority="99" w:name="index 8"/>
-    <w:lsdException w:uiPriority="99" w:name="index 9"/>
-    <w:lsdException w:uiPriority="39" w:name="toc 1"/>
-    <w:lsdException w:uiPriority="39" w:name="toc 2"/>
-    <w:lsdException w:uiPriority="39" w:name="toc 3"/>
-    <w:lsdException w:uiPriority="39" w:name="toc 4"/>
-    <w:lsdException w:uiPriority="39" w:name="toc 5"/>
-    <w:lsdException w:uiPriority="39" w:name="toc 6"/>
-    <w:lsdException w:uiPriority="39" w:name="toc 7"/>
-    <w:lsdException w:uiPriority="39" w:name="toc 8"/>
-    <w:lsdException w:uiPriority="39" w:name="toc 9"/>
-    <w:lsdException w:uiPriority="99" w:name="Normal Indent"/>
-    <w:lsdException w:uiPriority="99" w:name="footnote text"/>
-    <w:lsdException w:uiPriority="99" w:name="annotation text"/>
-    <w:lsdException w:uiPriority="99" w:name="header"/>
-    <w:lsdException w:uiPriority="99" w:name="footer"/>
-    <w:lsdException w:uiPriority="99" w:name="index heading"/>
-    <w:lsdException w:qFormat="1" w:uiPriority="35" w:name="caption"/>
-    <w:lsdException w:uiPriority="99" w:name="table of figures"/>
-    <w:lsdException w:uiPriority="99" w:name="envelope address"/>
-    <w:lsdException w:uiPriority="99" w:name="envelope return"/>
-    <w:lsdException w:uiPriority="99" w:name="footnote reference"/>
-    <w:lsdException w:uiPriority="99" w:name="annotation reference"/>
-    <w:lsdException w:uiPriority="99" w:name="line number"/>
-    <w:lsdException w:uiPriority="99" w:name="page number"/>
-    <w:lsdException w:uiPriority="99" w:name="endnote reference"/>
-    <w:lsdException w:uiPriority="99" w:name="endnote text"/>
-    <w:lsdException w:uiPriority="99" w:name="table of authorities"/>
-    <w:lsdException w:uiPriority="99" w:name="macro"/>
-    <w:lsdException w:uiPriority="99" w:name="toa heading"/>
-    <w:lsdException w:uiPriority="99" w:name="List"/>
-    <w:lsdException w:uiPriority="99" w:name="List Bullet"/>
-    <w:lsdException w:uiPriority="99" w:name="List Number"/>
-    <w:lsdException w:uiPriority="99" w:name="List 2"/>
-    <w:lsdException w:uiPriority="99" w:name="List 3"/>
-    <w:lsdException w:uiPriority="99" w:name="List 4"/>
-    <w:lsdException w:uiPriority="99" w:name="List 5"/>
-    <w:lsdException w:uiPriority="99" w:name="List Bullet 2"/>
-    <w:lsdException w:uiPriority="99" w:name="List Bullet 3"/>
-    <w:lsdException w:uiPriority="99" w:name="List Bullet 4"/>
-    <w:lsdException w:uiPriority="99" w:name="List Bullet 5"/>
-    <w:lsdException w:uiPriority="99" w:name="List Number 2"/>
-    <w:lsdException w:uiPriority="99" w:name="List Number 3"/>
-    <w:lsdException w:uiPriority="99" w:name="List Number 4"/>
-    <w:lsdException w:uiPriority="99" w:name="List Number 5"/>
-    <w:lsdException w:qFormat="1" w:unhideWhenUsed="0" w:uiPriority="10" w:semiHidden="0" w:name="Title"/>
-    <w:lsdException w:uiPriority="99" w:name="Closing"/>
-    <w:lsdException w:uiPriority="99" w:name="Signature"/>
-    <w:lsdException w:uiPriority="1" w:name="Default Paragraph Font"/>
-    <w:lsdException w:uiPriority="99" w:name="Body Text"/>
-    <w:lsdException w:uiPriority="99" w:name="Body Text Indent"/>
-    <w:lsdException w:uiPriority="99" w:name="List Continue"/>
-    <w:lsdException w:uiPriority="99" w:name="List Continue 2"/>
-    <w:lsdException w:uiPriority="99" w:name="List Continue 3"/>
-    <w:lsdException w:uiPriority="99" w:name="List Continue 4"/>
-    <w:lsdException w:uiPriority="99" w:name="List Continue 5"/>
-    <w:lsdException w:uiPriority="99" w:name="Message Header"/>
-    <w:lsdException w:qFormat="1" w:unhideWhenUsed="0" w:uiPriority="11" w:semiHidden="0" w:name="Subtitle"/>
-    <w:lsdException w:uiPriority="99" w:name="Salutation"/>
-    <w:lsdException w:uiPriority="99" w:name="Date"/>
-    <w:lsdException w:uiPriority="99" w:name="Body Text First Indent"/>
-    <w:lsdException w:uiPriority="99" w:name="Body Text First Indent 2"/>
-    <w:lsdException w:uiPriority="99" w:name="Note Heading"/>
-    <w:lsdException w:uiPriority="99" w:name="Body Text 2"/>
-    <w:lsdException w:uiPriority="99" w:name="Body Text 3"/>
-    <w:lsdException w:uiPriority="99" w:name="Body Text Indent 2"/>
-    <w:lsdException w:uiPriority="99" w:name="Body Text Indent 3"/>
-    <w:lsdException w:uiPriority="99" w:name="Block Text"/>
-    <w:lsdException w:uiPriority="99" w:name="Hyperlink"/>
-    <w:lsdException w:uiPriority="99" w:name="FollowedHyperlink"/>
-    <w:lsdException w:qFormat="1" w:unhideWhenUsed="0" w:uiPriority="22" w:semiHidden="0" w:name="Strong"/>
-    <w:lsdException w:qFormat="1" w:unhideWhenUsed="0" w:uiPriority="20" w:semiHidden="0" w:name="Emphasis"/>
-    <w:lsdException w:uiPriority="99" w:name="Document Map"/>
-    <w:lsdException w:uiPriority="99" w:name="Plain Text"/>
-    <w:lsdException w:uiPriority="99" w:name="E-mail Signature"/>
-    <w:lsdException w:uiPriority="99" w:name="Normal (Web)"/>
-    <w:lsdException w:uiPriority="99" w:name="HTML Acronym"/>
-    <w:lsdException w:uiPriority="99" w:name="HTML Address"/>
-    <w:lsdException w:uiPriority="99" w:name="HTML Cite"/>
-    <w:lsdException w:uiPriority="99" w:name="HTML Code"/>
-    <w:lsdException w:uiPriority="99" w:name="HTML Definition"/>
-    <w:lsdException w:uiPriority="99" w:name="HTML Keyboard"/>
-    <w:lsdException w:uiPriority="99" w:name="HTML Preformatted"/>
-    <w:lsdException w:uiPriority="99" w:name="HTML Sample"/>
-    <w:lsdException w:uiPriority="99" w:name="HTML Typewriter"/>
-    <w:lsdException w:uiPriority="99" w:name="HTML Variable"/>
-    <w:lsdException w:qFormat="1" w:uiPriority="99" w:name="Normal Table"/>
-    <w:lsdException w:uiPriority="99" w:name="annotation subject"/>
-    <w:lsdException w:uiPriority="99" w:name="Table Simple 1"/>
-    <w:lsdException w:uiPriority="99" w:name="Table Simple 2"/>
-    <w:lsdException w:uiPriority="99" w:name="Table Simple 3"/>
-    <w:lsdException w:uiPriority="99" w:name="Table Classic 1"/>
-    <w:lsdException w:uiPriority="99" w:name="Table Classic 2"/>
-    <w:lsdException w:uiPriority="99" w:name="Table Classic 3"/>
-    <w:lsdException w:uiPriority="99" w:name="Table Classic 4"/>
-    <w:lsdException w:uiPriority="99" w:name="Table Colorful 1"/>
-    <w:lsdException w:uiPriority="99" w:name="Table Colorful 2"/>
-    <w:lsdException w:uiPriority="99" w:name="Table Colorful 3"/>
-    <w:lsdException w:uiPriority="99" w:name="Table Columns 1"/>
-    <w:lsdException w:uiPriority="99" w:name="Table Columns 2"/>
-    <w:lsdException w:uiPriority="99" w:name="Table Columns 3"/>
-    <w:lsdException w:uiPriority="99" w:name="Table Columns 4"/>
-    <w:lsdException w:uiPriority="99" w:name="Table Columns 5"/>
-    <w:lsdException w:uiPriority="99" w:name="Table Grid 1"/>
-    <w:lsdException w:uiPriority="99" w:name="Table Grid 2"/>
-    <w:lsdException w:uiPriority="99" w:name="Table Grid 3"/>
-    <w:lsdException w:uiPriority="99" w:name="Table Grid 4"/>
-    <w:lsdException w:uiPriority="99" w:name="Table Grid 5"/>
-    <w:lsdException w:uiPriority="99" w:name="Table Grid 6"/>
-    <w:lsdException w:uiPriority="99" w:name="Table Grid 7"/>
-    <w:lsdException w:uiPriority="99" w:name="Table Grid 8"/>
-    <w:lsdException w:uiPriority="99" w:name="Table List 1"/>
-    <w:lsdException w:uiPriority="99" w:name="Table List 2"/>
-    <w:lsdException w:uiPriority="99" w:name="Table List 3"/>
-    <w:lsdException w:uiPriority="99" w:name="Table List 4"/>
-    <w:lsdException w:uiPriority="99" w:name="Table List 5"/>
-    <w:lsdException w:uiPriority="99" w:name="Table List 6"/>
-    <w:lsdException w:uiPriority="99" w:name="Table List 7"/>
-    <w:lsdException w:uiPriority="99" w:name="Table List 8"/>
-    <w:lsdException w:uiPriority="99" w:name="Table 3D effects 1"/>
-    <w:lsdException w:uiPriority="99" w:name="Table 3D effects 2"/>
-    <w:lsdException w:uiPriority="99" w:name="Table 3D effects 3"/>
-    <w:lsdException w:uiPriority="99" w:name="Table Contemporary"/>
-    <w:lsdException w:uiPriority="99" w:name="Table Elegant"/>
-    <w:lsdException w:uiPriority="99" w:name="Table Professional"/>
-    <w:lsdException w:uiPriority="99" w:name="Table Subtle 1"/>
-    <w:lsdException w:uiPriority="99" w:name="Table Subtle 2"/>
-    <w:lsdException w:uiPriority="99" w:name="Table Web 1"/>
-    <w:lsdException w:uiPriority="99" w:name="Table Web 2"/>
-    <w:lsdException w:uiPriority="99" w:name="Table Web 3"/>
-    <w:lsdException w:uiPriority="99" w:name="Balloon Text"/>
-    <w:lsdException w:unhideWhenUsed="0" w:uiPriority="39" w:semiHidden="0" w:name="Table Grid"/>
-    <w:lsdException w:uiPriority="99" w:name="Table Theme"/>
-    <w:lsdException w:unhideWhenUsed="0" w:uiPriority="60" w:semiHidden="0" w:name="Light Shading"/>
-    <w:lsdException w:unhideWhenUsed="0" w:uiPriority="61" w:semiHidden="0" w:name="Light List"/>
-    <w:lsdException w:unhideWhenUsed="0" w:uiPriority="62" w:semiHidden="0" w:name="Light Grid"/>
-    <w:lsdException w:unhideWhenUsed="0" w:uiPriority="63" w:semiHidden="0" w:name="Medium Shading 1"/>
-    <w:lsdException w:unhideWhenUsed="0" w:uiPriority="64" w:semiHidden="0" w:name="Medium Shading 2"/>
-    <w:lsdException w:unhideWhenUsed="0" w:uiPriority="65" w:semiHidden="0" w:name="Medium List 1"/>
-    <w:lsdException w:unhideWhenUsed="0" w:uiPriority="66" w:semiHidden="0" w:name="Medium List 2"/>
-    <w:lsdException w:unhideWhenUsed="0" w:uiPriority="67" w:semiHidden="0" w:name="Medium Grid 1"/>
-    <w:lsdException w:unhideWhenUsed="0" w:uiPriority="68" w:semiHidden="0" w:name="Medium Grid 2"/>
-    <w:lsdException w:unhideWhenUsed="0" w:uiPriority="69" w:semiHidden="0" w:name="Medium Grid 3"/>
-    <w:lsdException w:unhideWhenUsed="0" w:uiPriority="70" w:semiHidden="0" w:name="Dark List"/>
-    <w:lsdException w:unhideWhenUsed="0" w:uiPriority="71" w:semiHidden="0" w:name="Colorful Shading"/>
-    <w:lsdException w:unhideWhenUsed="0" w:uiPriority="72" w:semiHidden="0" w:name="Colorful List"/>
-    <w:lsdException w:unhideWhenUsed="0" w:uiPriority="73" w:semiHidden="0" w:name="Colorful Grid"/>
-    <w:lsdException w:unhideWhenUsed="0" w:uiPriority="60" w:semiHidden="0" w:name="Light Shading Accent 1"/>
-    <w:lsdException w:unhideWhenUsed="0" w:uiPriority="61" w:semiHidden="0" w:name="Light List Accent 1"/>
-    <w:lsdException w:unhideWhenUsed="0" w:uiPriority="62" w:semiHidden="0" w:name="Light Grid Accent 1"/>
-    <w:lsdException w:unhideWhenUsed="0" w:uiPriority="63" w:semiHidden="0" w:name="Medium Shading 1 Accent 1"/>
-    <w:lsdException w:unhideWhenUsed="0" w:uiPriority="64" w:semiHidden="0" w:name="Medium Shading 2 Accent 1"/>
-    <w:lsdException w:unhideWhenUsed="0" w:uiPriority="65" w:semiHidden="0" w:name="Medium List 1 Accent 1"/>
-    <w:lsdException w:unhideWhenUsed="0" w:uiPriority="66" w:semiHidden="0" w:name="Medium List 2 Accent 1"/>
-    <w:lsdException w:unhideWhenUsed="0" w:uiPriority="67" w:semiHidden="0" w:name="Medium Grid 1 Accent 1"/>
-    <w:lsdException w:unhideWhenUsed="0" w:uiPriority="68" w:semiHidden="0" w:name="Medium Grid 2 Accent 1"/>
-    <w:lsdException w:unhideWhenUsed="0" w:uiPriority="69" w:semiHidden="0" w:name="Medium Grid 3 Accent 1"/>
-    <w:lsdException w:unhideWhenUsed="0" w:uiPriority="70" w:semiHidden="0" w:name="Dark List Accent 1"/>
-    <w:lsdException w:unhideWhenUsed="0" w:uiPriority="71" w:semiHidden="0" w:name="Colorful Shading Accent 1"/>
-    <w:lsdException w:unhideWhenUsed="0" w:uiPriority="72" w:semiHidden="0" w:name="Colorful List Accent 1"/>
-    <w:lsdException w:unhideWhenUsed="0" w:uiPriority="73" w:semiHidden="0" w:name="Colorful Grid Accent 1"/>
-    <w:lsdException w:unhideWhenUsed="0" w:uiPriority="60" w:semiHidden="0" w:name="Light Shading Accent 2"/>
-    <w:lsdException w:unhideWhenUsed="0" w:uiPriority="61" w:semiHidden="0" w:name="Light List Accent 2"/>
-    <w:lsdException w:unhideWhenUsed="0" w:uiPriority="62" w:semiHidden="0" w:name="Light Grid Accent 2"/>
-    <w:lsdException w:unhideWhenUsed="0" w:uiPriority="63" w:semiHidden="0" w:name="Medium Shading 1 Accent 2"/>
-    <w:lsdException w:unhideWhenUsed="0" w:uiPriority="64" w:semiHidden="0" w:name="Medium Shading 2 Accent 2"/>
-    <w:lsdException w:unhideWhenUsed="0" w:uiPriority="65" w:semiHidden="0" w:name="Medium List 1 Accent 2"/>
-    <w:lsdException w:unhideWhenUsed="0" w:uiPriority="66" w:semiHidden="0" w:name="Medium List 2 Accent 2"/>
-    <w:lsdException w:unhideWhenUsed="0" w:uiPriority="67" w:semiHidden="0" w:name="Medium Grid 1 Accent 2"/>
-    <w:lsdException w:unhideWhenUsed="0" w:uiPriority="68" w:semiHidden="0" w:name="Medium Grid 2 Accent 2"/>
-    <w:lsdException w:unhideWhenUsed="0" w:uiPriority="69" w:semiHidden="0" w:name="Medium Grid 3 Accent 2"/>
-    <w:lsdException w:unhideWhenUsed="0" w:uiPriority="70" w:semiHidden="0" w:name="Dark List Accent 2"/>
-    <w:lsdException w:unhideWhenUsed="0" w:uiPriority="71" w:semiHidden="0" w:name="Colorful Shading Accent 2"/>
-    <w:lsdException w:unhideWhenUsed="0" w:uiPriority="72" w:semiHidden="0" w:name="Colorful List Accent 2"/>
-    <w:lsdException w:unhideWhenUsed="0" w:uiPriority="73" w:semiHidden="0" w:name="Colorful Grid Accent 2"/>
-    <w:lsdException w:unhideWhenUsed="0" w:uiPriority="60" w:semiHidden="0" w:name="Light Shading Accent 3"/>
-    <w:lsdException w:unhideWhenUsed="0" w:uiPriority="61" w:semiHidden="0" w:name="Light List Accent 3"/>
-    <w:lsdException w:unhideWhenUsed="0" w:uiPriority="62" w:semiHidden="0" w:name="Light Grid Accent 3"/>
-    <w:lsdException w:unhideWhenUsed="0" w:uiPriority="63" w:semiHidden="0" w:name="Medium Shading 1 Accent 3"/>
-    <w:lsdException w:unhideWhenUsed="0" w:uiPriority="64" w:semiHidden="0" w:name="Medium Shading 2 Accent 3"/>
-    <w:lsdException w:unhideWhenUsed="0" w:uiPriority="65" w:semiHidden="0" w:name="Medium List 1 Accent 3"/>
-    <w:lsdException w:unhideWhenUsed="0" w:uiPriority="66" w:semiHidden="0" w:name="Medium List 2 Accent 3"/>
-    <w:lsdException w:unhideWhenUsed="0" w:uiPriority="67" w:semiHidden="0" w:name="Medium Grid 1 Accent 3"/>
-    <w:lsdException w:unhideWhenUsed="0" w:uiPriority="68" w:semiHidden="0" w:name="Medium Grid 2 Accent 3"/>
-    <w:lsdException w:unhideWhenUsed="0" w:uiPriority="69" w:semiHidden="0" w:name="Medium Grid 3 Accent 3"/>
-    <w:lsdException w:unhideWhenUsed="0" w:uiPriority="70" w:semiHidden="0" w:name="Dark List Accent 3"/>
-    <w:lsdException w:unhideWhenUsed="0" w:uiPriority="71" w:semiHidden="0" w:name="Colorful Shading Accent 3"/>
-    <w:lsdException w:unhideWhenUsed="0" w:uiPriority="72" w:semiHidden="0" w:name="Colorful List Accent 3"/>
-    <w:lsdException w:unhideWhenUsed="0" w:uiPriority="73" w:semiHidden="0" w:name="Colorful Grid Accent 3"/>
-    <w:lsdException w:unhideWhenUsed="0" w:uiPriority="60" w:semiHidden="0" w:name="Light Shading Accent 4"/>
-    <w:lsdException w:unhideWhenUsed="0" w:uiPriority="61" w:semiHidden="0" w:name="Light List Accent 4"/>
-    <w:lsdException w:unhideWhenUsed="0" w:uiPriority="62" w:semiHidden="0" w:name="Light Grid Accent 4"/>
-    <w:lsdException w:unhideWhenUsed="0" w:uiPriority="63" w:semiHidden="0" w:name="Medium Shading 1 Accent 4"/>
-    <w:lsdException w:unhideWhenUsed="0" w:uiPriority="64" w:semiHidden="0" w:name="Medium Shading 2 Accent 4"/>
-    <w:lsdException w:unhideWhenUsed="0" w:uiPriority="65" w:semiHidden="0" w:name="Medium List 1 Accent 4"/>
-    <w:lsdException w:unhideWhenUsed="0" w:uiPriority="66" w:semiHidden="0" w:name="Medium List 2 Accent 4"/>
-    <w:lsdException w:unhideWhenUsed="0" w:uiPriority="67" w:semiHidden="0" w:name="Medium Grid 1 Accent 4"/>
-    <w:lsdException w:unhideWhenUsed="0" w:uiPriority="68" w:semiHidden="0" w:name="Medium Grid 2 Accent 4"/>
-    <w:lsdException w:unhideWhenUsed="0" w:uiPriority="69" w:semiHidden="0" w:name="Medium Grid 3 Accent 4"/>
-    <w:lsdException w:unhideWhenUsed="0" w:uiPriority="70" w:semiHidden="0" w:name="Dark List Accent 4"/>
-    <w:lsdException w:unhideWhenUsed="0" w:uiPriority="71" w:semiHidden="0" w:name="Colorful Shading Accent 4"/>
-    <w:lsdException w:unhideWhenUsed="0" w:uiPriority="72" w:semiHidden="0" w:name="Colorful List Accent 4"/>
-    <w:lsdException w:unhideWhenUsed="0" w:uiPriority="73" w:semiHidden="0" w:name="Colorful Grid Accent 4"/>
-    <w:lsdException w:unhideWhenUsed="0" w:uiPriority="60" w:semiHidden="0" w:name="Light Shading Accent 5"/>
-    <w:lsdException w:unhideWhenUsed="0" w:uiPriority="61" w:semiHidden="0" w:name="Light List Accent 5"/>
-    <w:lsdException w:unhideWhenUsed="0" w:uiPriority="62" w:semiHidden="0" w:name="Light Grid Accent 5"/>
-    <w:lsdException w:unhideWhenUsed="0" w:uiPriority="63" w:semiHidden="0" w:name="Medium Shading 1 Accent 5"/>
-    <w:lsdException w:unhideWhenUsed="0" w:uiPriority="64" w:semiHidden="0" w:name="Medium Shading 2 Accent 5"/>
-    <w:lsdException w:unhideWhenUsed="0" w:uiPriority="65" w:semiHidden="0" w:name="Medium List 1 Accent 5"/>
-    <w:lsdException w:unhideWhenUsed="0" w:uiPriority="66" w:semiHidden="0" w:name="Medium List 2 Accent 5"/>
-    <w:lsdException w:unhideWhenUsed="0" w:uiPriority="67" w:semiHidden="0" w:name="Medium Grid 1 Accent 5"/>
-    <w:lsdException w:unhideWhenUsed="0" w:uiPriority="68" w:semiHidden="0" w:name="Medium Grid 2 Accent 5"/>
-    <w:lsdException w:unhideWhenUsed="0" w:uiPriority="69" w:semiHidden="0" w:name="Medium Grid 3 Accent 5"/>
-    <w:lsdException w:unhideWhenUsed="0" w:uiPriority="70" w:semiHidden="0" w:name="Dark List Accent 5"/>
-    <w:lsdException w:unhideWhenUsed="0" w:uiPriority="71" w:semiHidden="0" w:name="Colorful Shading Accent 5"/>
-    <w:lsdException w:unhideWhenUsed="0" w:uiPriority="72" w:semiHidden="0" w:name="Colorful List Accent 5"/>
-    <w:lsdException w:unhideWhenUsed="0" w:uiPriority="73" w:semiHidden="0" w:name="Colorful Grid Accent 5"/>
-    <w:lsdException w:unhideWhenUsed="0" w:uiPriority="60" w:semiHidden="0" w:name="Light Shading Accent 6"/>
-    <w:lsdException w:unhideWhenUsed="0" w:uiPriority="61" w:semiHidden="0" w:name="Light List Accent 6"/>
-    <w:lsdException w:unhideWhenUsed="0" w:uiPriority="62" w:semiHidden="0" w:name="Light Grid Accent 6"/>
-    <w:lsdException w:unhideWhenUsed="0" w:uiPriority="63" w:semiHidden="0" w:name="Medium Shading 1 Accent 6"/>
-    <w:lsdException w:unhideWhenUsed="0" w:uiPriority="64" w:semiHidden="0" w:name="Medium Shading 2 Accent 6"/>
-    <w:lsdException w:unhideWhenUsed="0" w:uiPriority="65" w:semiHidden="0" w:name="Medium List 1 Accent 6"/>
-    <w:lsdException w:unhideWhenUsed="0" w:uiPriority="66" w:semiHidden="0" w:name="Medium List 2 Accent 6"/>
-    <w:lsdException w:unhideWhenUsed="0" w:uiPriority="67" w:semiHidden="0" w:name="Medium Grid 1 Accent 6"/>
-    <w:lsdException w:unhideWhenUsed="0" w:uiPriority="68" w:semiHidden="0" w:name="Medium Grid 2 Accent 6"/>
-    <w:lsdException w:unhideWhenUsed="0" w:uiPriority="69" w:semiHidden="0" w:name="Medium Grid 3 Accent 6"/>
-    <w:lsdException w:unhideWhenUsed="0" w:uiPriority="70" w:semiHidden="0" w:name="Dark List Accent 6"/>
-    <w:lsdException w:unhideWhenUsed="0" w:uiPriority="71" w:semiHidden="0" w:name="Colorful Shading Accent 6"/>
-    <w:lsdException w:unhideWhenUsed="0" w:uiPriority="72" w:semiHidden="0" w:name="Colorful List Accent 6"/>
-    <w:lsdException w:unhideWhenUsed="0" w:uiPriority="73" w:semiHidden="0" w:name="Colorful Grid Accent 6"/>
+  <w:latentStyles w:defLockedState="0" w:defUIPriority="99" w:defSemiHidden="0" w:defUnhideWhenUsed="0" w:defQFormat="0" w:count="371">
+    <w:lsdException w:name="Normal" w:uiPriority="0" w:qFormat="1"/>
+    <w:lsdException w:name="heading 1" w:uiPriority="9" w:qFormat="1"/>
+    <w:lsdException w:name="heading 2" w:semiHidden="1" w:uiPriority="9" w:unhideWhenUsed="1" w:qFormat="1"/>
+    <w:lsdException w:name="heading 3" w:semiHidden="1" w:uiPriority="9" w:unhideWhenUsed="1" w:qFormat="1"/>
+    <w:lsdException w:name="heading 4" w:semiHidden="1" w:uiPriority="9" w:unhideWhenUsed="1" w:qFormat="1"/>
+    <w:lsdException w:name="heading 5" w:semiHidden="1" w:uiPriority="9" w:unhideWhenUsed="1" w:qFormat="1"/>
+    <w:lsdException w:name="heading 6" w:semiHidden="1" w:uiPriority="9" w:unhideWhenUsed="1" w:qFormat="1"/>
+    <w:lsdException w:name="heading 7" w:semiHidden="1" w:uiPriority="9" w:unhideWhenUsed="1" w:qFormat="1"/>
+    <w:lsdException w:name="heading 8" w:semiHidden="1" w:uiPriority="9" w:unhideWhenUsed="1" w:qFormat="1"/>
+    <w:lsdException w:name="heading 9" w:semiHidden="1" w:uiPriority="9" w:unhideWhenUsed="1" w:qFormat="1"/>
+    <w:lsdException w:name="index 1" w:semiHidden="1" w:unhideWhenUsed="1"/>
+    <w:lsdException w:name="index 2" w:semiHidden="1" w:unhideWhenUsed="1"/>
+    <w:lsdException w:name="index 3" w:semiHidden="1" w:unhideWhenUsed="1"/>
+    <w:lsdException w:name="index 4" w:semiHidden="1" w:unhideWhenUsed="1"/>
+    <w:lsdException w:name="index 5" w:semiHidden="1" w:unhideWhenUsed="1"/>
+    <w:lsdException w:name="index 6" w:semiHidden="1" w:unhideWhenUsed="1"/>
+    <w:lsdException w:name="index 7" w:semiHidden="1" w:unhideWhenUsed="1"/>
+    <w:lsdException w:name="index 8" w:semiHidden="1" w:unhideWhenUsed="1"/>
+    <w:lsdException w:name="index 9" w:semiHidden="1" w:unhideWhenUsed="1"/>
+    <w:lsdException w:name="toc 1" w:semiHidden="1" w:uiPriority="39" w:unhideWhenUsed="1"/>
+    <w:lsdException w:name="toc 2" w:semiHidden="1" w:uiPriority="39" w:unhideWhenUsed="1"/>
+    <w:lsdException w:name="toc 3" w:semiHidden="1" w:uiPriority="39" w:unhideWhenUsed="1"/>
+    <w:lsdException w:name="toc 4" w:semiHidden="1" w:uiPriority="39" w:unhideWhenUsed="1"/>
+    <w:lsdException w:name="toc 5" w:semiHidden="1" w:uiPriority="39" w:unhideWhenUsed="1"/>
+    <w:lsdException w:name="toc 6" w:semiHidden="1" w:uiPriority="39" w:unhideWhenUsed="1"/>
+    <w:lsdException w:name="toc 7" w:semiHidden="1" w:uiPriority="39" w:unhideWhenUsed="1"/>
+    <w:lsdException w:name="toc 8" w:semiHidden="1" w:uiPriority="39" w:unhideWhenUsed="1"/>
+    <w:lsdException w:name="toc 9" w:semiHidden="1" w:uiPriority="39" w:unhideWhenUsed="1"/>
+    <w:lsdException w:name="Normal Indent" w:semiHidden="1" w:unhideWhenUsed="1"/>
+    <w:lsdException w:name="footnote text" w:semiHidden="1" w:unhideWhenUsed="1"/>
+    <w:lsdException w:name="annotation text" w:semiHidden="1" w:unhideWhenUsed="1"/>
+    <w:lsdException w:name="header" w:semiHidden="1" w:unhideWhenUsed="1"/>
+    <w:lsdException w:name="footer" w:semiHidden="1" w:unhideWhenUsed="1"/>
+    <w:lsdException w:name="index heading" w:semiHidden="1" w:unhideWhenUsed="1"/>
+    <w:lsdException w:name="caption" w:semiHidden="1" w:uiPriority="35" w:unhideWhenUsed="1" w:qFormat="1"/>
+    <w:lsdException w:name="table of figures" w:semiHidden="1" w:unhideWhenUsed="1"/>
+    <w:lsdException w:name="envelope address" w:semiHidden="1" w:unhideWhenUsed="1"/>
+    <w:lsdException w:name="envelope return" w:semiHidden="1" w:unhideWhenUsed="1"/>
+    <w:lsdException w:name="footnote reference" w:semiHidden="1" w:unhideWhenUsed="1"/>
+    <w:lsdException w:name="annotation reference" w:semiHidden="1" w:unhideWhenUsed="1"/>
+    <w:lsdException w:name="line number" w:semiHidden="1" w:unhideWhenUsed="1"/>
+    <w:lsdException w:name="page number" w:semiHidden="1" w:unhideWhenUsed="1"/>
+    <w:lsdException w:name="endnote reference" w:semiHidden="1" w:unhideWhenUsed="1"/>
+    <w:lsdException w:name="endnote text" w:semiHidden="1" w:unhideWhenUsed="1"/>
+    <w:lsdException w:name="table of authorities" w:semiHidden="1" w:unhideWhenUsed="1"/>
+    <w:lsdException w:name="macro" w:semiHidden="1" w:unhideWhenUsed="1"/>
+    <w:lsdException w:name="toa heading" w:semiHidden="1" w:unhideWhenUsed="1"/>
+    <w:lsdException w:name="List" w:semiHidden="1" w:unhideWhenUsed="1"/>
+    <w:lsdException w:name="List Bullet" w:semiHidden="1" w:unhideWhenUsed="1"/>
+    <w:lsdException w:name="List Number" w:semiHidden="1" w:unhideWhenUsed="1"/>
+    <w:lsdException w:name="List 2" w:semiHidden="1" w:unhideWhenUsed="1"/>
+    <w:lsdException w:name="List 3" w:semiHidden="1" w:unhideWhenUsed="1"/>
+    <w:lsdException w:name="List 4" w:semiHidden="1" w:unhideWhenUsed="1"/>
+    <w:lsdException w:name="List 5" w:semiHidden="1" w:unhideWhenUsed="1"/>
+    <w:lsdException w:name="List Bullet 2" w:semiHidden="1" w:unhideWhenUsed="1"/>
+    <w:lsdException w:name="List Bullet 3" w:semiHidden="1" w:unhideWhenUsed="1"/>
+    <w:lsdException w:name="List Bullet 4" w:semiHidden="1" w:unhideWhenUsed="1"/>
+    <w:lsdException w:name="List Bullet 5" w:semiHidden="1" w:unhideWhenUsed="1"/>
+    <w:lsdException w:name="List Number 2" w:semiHidden="1" w:unhideWhenUsed="1"/>
+    <w:lsdException w:name="List Number 3" w:semiHidden="1" w:unhideWhenUsed="1"/>
+    <w:lsdException w:name="List Number 4" w:semiHidden="1" w:unhideWhenUsed="1"/>
+    <w:lsdException w:name="List Number 5" w:semiHidden="1" w:unhideWhenUsed="1"/>
+    <w:lsdException w:name="Title" w:uiPriority="10" w:qFormat="1"/>
+    <w:lsdException w:name="Closing" w:semiHidden="1" w:unhideWhenUsed="1"/>
+    <w:lsdException w:name="Signature" w:semiHidden="1" w:unhideWhenUsed="1"/>
+    <w:lsdException w:name="Default Paragraph Font" w:semiHidden="1" w:uiPriority="1" w:unhideWhenUsed="1"/>
+    <w:lsdException w:name="Body Text" w:semiHidden="1" w:unhideWhenUsed="1"/>
+    <w:lsdException w:name="Body Text Indent" w:semiHidden="1" w:unhideWhenUsed="1"/>
+    <w:lsdException w:name="List Continue" w:semiHidden="1" w:unhideWhenUsed="1"/>
+    <w:lsdException w:name="List Continue 2" w:semiHidden="1" w:unhideWhenUsed="1"/>
+    <w:lsdException w:name="List Continue 3" w:semiHidden="1" w:unhideWhenUsed="1"/>
+    <w:lsdException w:name="List Continue 4" w:semiHidden="1" w:unhideWhenUsed="1"/>
+    <w:lsdException w:name="List Continue 5" w:semiHidden="1" w:unhideWhenUsed="1"/>
+    <w:lsdException w:name="Message Header" w:semiHidden="1" w:unhideWhenUsed="1"/>
+    <w:lsdException w:name="Subtitle" w:uiPriority="11" w:qFormat="1"/>
+    <w:lsdException w:name="Salutation" w:semiHidden="1" w:unhideWhenUsed="1"/>
+    <w:lsdException w:name="Date" w:semiHidden="1" w:unhideWhenUsed="1"/>
+    <w:lsdException w:name="Body Text First Indent" w:semiHidden="1" w:unhideWhenUsed="1"/>
+    <w:lsdException w:name="Body Text First Indent 2" w:semiHidden="1" w:unhideWhenUsed="1"/>
+    <w:lsdException w:name="Note Heading" w:semiHidden="1" w:unhideWhenUsed="1"/>
+    <w:lsdException w:name="Body Text 2" w:semiHidden="1" w:unhideWhenUsed="1"/>
+    <w:lsdException w:name="Body Text 3" w:semiHidden="1" w:unhideWhenUsed="1"/>
+    <w:lsdException w:name="Body Text Indent 2" w:semiHidden="1" w:unhideWhenUsed="1"/>
+    <w:lsdException w:name="Body Text Indent 3" w:semiHidden="1" w:unhideWhenUsed="1"/>
+    <w:lsdException w:name="Block Text" w:semiHidden="1" w:unhideWhenUsed="1"/>
+    <w:lsdException w:name="Hyperlink" w:semiHidden="1" w:unhideWhenUsed="1"/>
+    <w:lsdException w:name="FollowedHyperlink" w:semiHidden="1" w:unhideWhenUsed="1"/>
+    <w:lsdException w:name="Strong" w:uiPriority="22" w:qFormat="1"/>
+    <w:lsdException w:name="Emphasis" w:uiPriority="20" w:qFormat="1"/>
+    <w:lsdException w:name="Document Map" w:semiHidden="1" w:unhideWhenUsed="1"/>
+    <w:lsdException w:name="Plain Text" w:semiHidden="1" w:unhideWhenUsed="1"/>
+    <w:lsdException w:name="E-mail Signature" w:semiHidden="1" w:unhideWhenUsed="1"/>
+    <w:lsdException w:name="HTML Top of Form" w:semiHidden="1" w:unhideWhenUsed="1"/>
+    <w:lsdException w:name="HTML Bottom of Form" w:semiHidden="1" w:unhideWhenUsed="1"/>
+    <w:lsdException w:name="Normal (Web)" w:semiHidden="1" w:unhideWhenUsed="1"/>
+    <w:lsdException w:name="HTML Acronym" w:semiHidden="1" w:unhideWhenUsed="1"/>
+    <w:lsdException w:name="HTML Address" w:semiHidden="1" w:unhideWhenUsed="1"/>
+    <w:lsdException w:name="HTML Cite" w:semiHidden="1" w:unhideWhenUsed="1"/>
+    <w:lsdException w:name="HTML Code" w:semiHidden="1" w:unhideWhenUsed="1"/>
+    <w:lsdException w:name="HTML Definition" w:semiHidden="1" w:unhideWhenUsed="1"/>
+    <w:lsdException w:name="HTML Keyboard" w:semiHidden="1" w:unhideWhenUsed="1"/>
+    <w:lsdException w:name="HTML Preformatted" w:semiHidden="1" w:unhideWhenUsed="1"/>
+    <w:lsdException w:name="HTML Sample" w:semiHidden="1" w:unhideWhenUsed="1"/>
+    <w:lsdException w:name="HTML Typewriter" w:semiHidden="1" w:unhideWhenUsed="1"/>
+    <w:lsdException w:name="HTML Variable" w:semiHidden="1" w:unhideWhenUsed="1"/>
+    <w:lsdException w:name="Normal Table" w:semiHidden="1" w:unhideWhenUsed="1"/>
+    <w:lsdException w:name="annotation subject" w:semiHidden="1" w:unhideWhenUsed="1"/>
+    <w:lsdException w:name="No List" w:semiHidden="1" w:unhideWhenUsed="1"/>
+    <w:lsdException w:name="Outline List 1" w:semiHidden="1" w:unhideWhenUsed="1"/>
+    <w:lsdException w:name="Outline List 2" w:semiHidden="1" w:unhideWhenUsed="1"/>
+    <w:lsdException w:name="Outline List 3" w:semiHidden="1" w:unhideWhenUsed="1"/>
+    <w:lsdException w:name="Table Simple 1" w:semiHidden="1" w:unhideWhenUsed="1"/>
+    <w:lsdException w:name="Table Simple 2" w:semiHidden="1" w:unhideWhenUsed="1"/>
+    <w:lsdException w:name="Table Simple 3" w:semiHidden="1" w:unhideWhenUsed="1"/>
+    <w:lsdException w:name="Table Classic 1" w:semiHidden="1" w:unhideWhenUsed="1"/>
+    <w:lsdException w:name="Table Classic 2" w:semiHidden="1" w:unhideWhenUsed="1"/>
+    <w:lsdException w:name="Table Classic 3" w:semiHidden="1" w:unhideWhenUsed="1"/>
+    <w:lsdException w:name="Table Classic 4" w:semiHidden="1" w:unhideWhenUsed="1"/>
+    <w:lsdException w:name="Table Colorful 1" w:semiHidden="1" w:unhideWhenUsed="1"/>
+    <w:lsdException w:name="Table Colorful 2" w:semiHidden="1" w:unhideWhenUsed="1"/>
+    <w:lsdException w:name="Table Colorful 3" w:semiHidden="1" w:unhideWhenUsed="1"/>
+    <w:lsdException w:name="Table Columns 1" w:semiHidden="1" w:unhideWhenUsed="1"/>
+    <w:lsdException w:name="Table Columns 2" w:semiHidden="1" w:unhideWhenUsed="1"/>
+    <w:lsdException w:name="Table Columns 3" w:semiHidden="1" w:unhideWhenUsed="1"/>
+    <w:lsdException w:name="Table Columns 4" w:semiHidden="1" w:unhideWhenUsed="1"/>
+    <w:lsdException w:name="Table Columns 5" w:semiHidden="1" w:unhideWhenUsed="1"/>
+    <w:lsdException w:name="Table Grid 1" w:semiHidden="1" w:unhideWhenUsed="1"/>
+    <w:lsdException w:name="Table Grid 2" w:semiHidden="1" w:unhideWhenUsed="1"/>
+    <w:lsdException w:name="Table Grid 3" w:semiHidden="1" w:unhideWhenUsed="1"/>
+    <w:lsdException w:name="Table Grid 4" w:semiHidden="1" w:unhideWhenUsed="1"/>
+    <w:lsdException w:name="Table Grid 5" w:semiHidden="1" w:unhideWhenUsed="1"/>
+    <w:lsdException w:name="Table Grid 6" w:semiHidden="1" w:unhideWhenUsed="1"/>
+    <w:lsdException w:name="Table Grid 7" w:semiHidden="1" w:unhideWhenUsed="1"/>
+    <w:lsdException w:name="Table Grid 8" w:semiHidden="1" w:unhideWhenUsed="1"/>
+    <w:lsdException w:name="Table List 1" w:semiHidden="1" w:unhideWhenUsed="1"/>
+    <w:lsdException w:name="Table List 2" w:semiHidden="1" w:unhideWhenUsed="1"/>
+    <w:lsdException w:name="Table List 3" w:semiHidden="1" w:unhideWhenUsed="1"/>
+    <w:lsdException w:name="Table List 4" w:semiHidden="1" w:unhideWhenUsed="1"/>
+    <w:lsdException w:name="Table List 5" w:semiHidden="1" w:unhideWhenUsed="1"/>
+    <w:lsdException w:name="Table List 6" w:semiHidden="1" w:unhideWhenUsed="1"/>
+    <w:lsdException w:name="Table List 7" w:semiHidden="1" w:unhideWhenUsed="1"/>
+    <w:lsdException w:name="Table List 8" w:semiHidden="1" w:unhideWhenUsed="1"/>
+    <w:lsdException w:name="Table 3D effects 1" w:semiHidden="1" w:unhideWhenUsed="1"/>
+    <w:lsdException w:name="Table 3D effects 2" w:semiHidden="1" w:unhideWhenUsed="1"/>
+    <w:lsdException w:name="Table 3D effects 3" w:semiHidden="1" w:unhideWhenUsed="1"/>
+    <w:lsdException w:name="Table Contemporary" w:semiHidden="1" w:unhideWhenUsed="1"/>
+    <w:lsdException w:name="Table Elegant" w:semiHidden="1" w:unhideWhenUsed="1"/>
+    <w:lsdException w:name="Table Professional" w:semiHidden="1" w:unhideWhenUsed="1"/>
+    <w:lsdException w:name="Table Subtle 1" w:semiHidden="1" w:unhideWhenUsed="1"/>
+    <w:lsdException w:name="Table Subtle 2" w:semiHidden="1" w:unhideWhenUsed="1"/>
+    <w:lsdException w:name="Table Web 1" w:semiHidden="1" w:unhideWhenUsed="1"/>
+    <w:lsdException w:name="Table Web 2" w:semiHidden="1" w:unhideWhenUsed="1"/>
+    <w:lsdException w:name="Table Web 3" w:semiHidden="1" w:unhideWhenUsed="1"/>
+    <w:lsdException w:name="Balloon Text" w:semiHidden="1" w:unhideWhenUsed="1"/>
+    <w:lsdException w:name="Table Grid" w:uiPriority="39"/>
+    <w:lsdException w:name="Table Theme" w:semiHidden="1" w:unhideWhenUsed="1"/>
+    <w:lsdException w:name="Placeholder Text" w:semiHidden="1"/>
+    <w:lsdException w:name="No Spacing" w:uiPriority="1" w:qFormat="1"/>
+    <w:lsdException w:name="Light Shading" w:uiPriority="60"/>
+    <w:lsdException w:name="Light List" w:uiPriority="61"/>
+    <w:lsdException w:name="Light Grid" w:uiPriority="62"/>
+    <w:lsdException w:name="Medium Shading 1" w:uiPriority="63"/>
+    <w:lsdException w:name="Medium Shading 2" w:uiPriority="64"/>
+    <w:lsdException w:name="Medium List 1" w:uiPriority="65"/>
+    <w:lsdException w:name="Medium List 2" w:uiPriority="66"/>
+    <w:lsdException w:name="Medium Grid 1" w:uiPriority="67"/>
+    <w:lsdException w:name="Medium Grid 2" w:uiPriority="68"/>
+    <w:lsdException w:name="Medium Grid 3" w:uiPriority="69"/>
+    <w:lsdException w:name="Dark List" w:uiPriority="70"/>
+    <w:lsdException w:name="Colorful Shading" w:uiPriority="71"/>
+    <w:lsdException w:name="Colorful List" w:uiPriority="72"/>
+    <w:lsdException w:name="Colorful Grid" w:uiPriority="73"/>
+    <w:lsdException w:name="Light Shading Accent 1" w:uiPriority="60"/>
+    <w:lsdException w:name="Light List Accent 1" w:uiPriority="61"/>
+    <w:lsdException w:name="Light Grid Accent 1" w:uiPriority="62"/>
+    <w:lsdException w:name="Medium Shading 1 Accent 1" w:uiPriority="63"/>
+    <w:lsdException w:name="Medium Shading 2 Accent 1" w:uiPriority="64"/>
+    <w:lsdException w:name="Medium List 1 Accent 1" w:uiPriority="65"/>
+    <w:lsdException w:name="Revision" w:semiHidden="1"/>
+    <w:lsdException w:name="List Paragraph" w:uiPriority="34" w:qFormat="1"/>
+    <w:lsdException w:name="Quote" w:uiPriority="29" w:qFormat="1"/>
+    <w:lsdException w:name="Intense Quote" w:uiPriority="30" w:qFormat="1"/>
+    <w:lsdException w:name="Medium List 2 Accent 1" w:uiPriority="66"/>
+    <w:lsdException w:name="Medium Grid 1 Accent 1" w:uiPriority="67"/>
+    <w:lsdException w:name="Medium Grid 2 Accent 1" w:uiPriority="68"/>
+    <w:lsdException w:name="Medium Grid 3 Accent 1" w:uiPriority="69"/>
+    <w:lsdException w:name="Dark List Accent 1" w:uiPriority="70"/>
+    <w:lsdException w:name="Colorful Shading Accent 1" w:uiPriority="71"/>
+    <w:lsdException w:name="Colorful List Accent 1" w:uiPriority="72"/>
+    <w:lsdException w:name="Colorful Grid Accent 1" w:uiPriority="73"/>
+    <w:lsdException w:name="Light Shading Accent 2" w:uiPriority="60"/>
+    <w:lsdException w:name="Light List Accent 2" w:uiPriority="61"/>
+    <w:lsdException w:name="Light Grid Accent 2" w:uiPriority="62"/>
+    <w:lsdException w:name="Medium Shading 1 Accent 2" w:uiPriority="63"/>
+    <w:lsdException w:name="Medium Shading 2 Accent 2" w:uiPriority="64"/>
+    <w:lsdException w:name="Medium List 1 Accent 2" w:uiPriority="65"/>
+    <w:lsdException w:name="Medium List 2 Accent 2" w:uiPriority="66"/>
+    <w:lsdException w:name="Medium Grid 1 Accent 2" w:uiPriority="67"/>
+    <w:lsdException w:name="Medium Grid 2 Accent 2" w:uiPriority="68"/>
+    <w:lsdException w:name="Medium Grid 3 Accent 2" w:uiPriority="69"/>
+    <w:lsdException w:name="Dark List Accent 2" w:uiPriority="70"/>
+    <w:lsdException w:name="Colorful Shading Accent 2" w:uiPriority="71"/>
+    <w:lsdException w:name="Colorful List Accent 2" w:uiPriority="72"/>
+    <w:lsdException w:name="Colorful Grid Accent 2" w:uiPriority="73"/>
+    <w:lsdException w:name="Light Shading Accent 3" w:uiPriority="60"/>
+    <w:lsdException w:name="Light List Accent 3" w:uiPriority="61"/>
+    <w:lsdException w:name="Light Grid Accent 3" w:uiPriority="62"/>
+    <w:lsdException w:name="Medium Shading 1 Accent 3" w:uiPriority="63"/>
+    <w:lsdException w:name="Medium Shading 2 Accent 3" w:uiPriority="64"/>
+    <w:lsdException w:name="Medium List 1 Accent 3" w:uiPriority="65"/>
+    <w:lsdException w:name="Medium List 2 Accent 3" w:uiPriority="66"/>
+    <w:lsdException w:name="Medium Grid 1 Accent 3" w:uiPriority="67"/>
+    <w:lsdException w:name="Medium Grid 2 Accent 3" w:uiPriority="68"/>
+    <w:lsdException w:name="Medium Grid 3 Accent 3" w:uiPriority="69"/>
+    <w:lsdException w:name="Dark List Accent 3" w:uiPriority="70"/>
+    <w:lsdException w:name="Colorful Shading Accent 3" w:uiPriority="71"/>
+    <w:lsdException w:name="Colorful List Accent 3" w:uiPriority="72"/>
+    <w:lsdException w:name="Colorful Grid Accent 3" w:uiPriority="73"/>
+    <w:lsdException w:name="Light Shading Accent 4" w:uiPriority="60"/>
+    <w:lsdException w:name="Light List Accent 4" w:uiPriority="61"/>
+    <w:lsdException w:name="Light Grid Accent 4" w:uiPriority="62"/>
+    <w:lsdException w:name="Medium Shading 1 Accent 4" w:uiPriority="63"/>
+    <w:lsdException w:name="Medium Shading 2 Accent 4" w:uiPriority="64"/>
+    <w:lsdException w:name="Medium List 1 Accent 4" w:uiPriority="65"/>
+    <w:lsdException w:name="Medium List 2 Accent 4" w:uiPriority="66"/>
+    <w:lsdException w:name="Medium Grid 1 Accent 4" w:uiPriority="67"/>
+    <w:lsdException w:name="Medium Grid 2 Accent 4" w:uiPriority="68"/>
+    <w:lsdException w:name="Medium Grid 3 Accent 4" w:uiPriority="69"/>
+    <w:lsdException w:name="Dark List Accent 4" w:uiPriority="70"/>
+    <w:lsdException w:name="Colorful Shading Accent 4" w:uiPriority="71"/>
+    <w:lsdException w:name="Colorful List Accent 4" w:uiPriority="72"/>
+    <w:lsdException w:name="Colorful Grid Accent 4" w:uiPriority="73"/>
+    <w:lsdException w:name="Light Shading Accent 5" w:uiPriority="60"/>
+    <w:lsdException w:name="Light List Accent 5" w:uiPriority="61"/>
+    <w:lsdException w:name="Light Grid Accent 5" w:uiPriority="62"/>
+    <w:lsdException w:name="Medium Shading 1 Accent 5" w:uiPriority="63"/>
+    <w:lsdException w:name="Medium Shading 2 Accent 5" w:uiPriority="64"/>
+    <w:lsdException w:name="Medium List 1 Accent 5" w:uiPriority="65"/>
+    <w:lsdException w:name="Medium List 2 Accent 5" w:uiPriority="66"/>
+    <w:lsdException w:name="Medium Grid 1 Accent 5" w:uiPriority="67"/>
+    <w:lsdException w:name="Medium Grid 2 Accent 5" w:uiPriority="68"/>
+    <w:lsdException w:name="Medium Grid 3 Accent 5" w:uiPriority="69"/>
+    <w:lsdException w:name="Dark List Accent 5" w:uiPriority="70"/>
+    <w:lsdException w:name="Colorful Shading Accent 5" w:uiPriority="71"/>
+    <w:lsdException w:name="Colorful List Accent 5" w:uiPriority="72"/>
+    <w:lsdException w:name="Colorful Grid Accent 5" w:uiPriority="73"/>
+    <w:lsdException w:name="Light Shading Accent 6" w:uiPriority="60"/>
+    <w:lsdException w:name="Light List Accent 6" w:uiPriority="61"/>
+    <w:lsdException w:name="Light Grid Accent 6" w:uiPriority="62"/>
+    <w:lsdException w:name="Medium Shading 1 Accent 6" w:uiPriority="63"/>
+    <w:lsdException w:name="Medium Shading 2 Accent 6" w:uiPriority="64"/>
+    <w:lsdException w:name="Medium List 1 Accent 6" w:uiPriority="65"/>
+    <w:lsdException w:name="Medium List 2 Accent 6" w:uiPriority="66"/>
+    <w:lsdException w:name="Medium Grid 1 Accent 6" w:uiPriority="67"/>
+    <w:lsdException w:name="Medium Grid 2 Accent 6" w:uiPriority="68"/>
+    <w:lsdException w:name="Medium Grid 3 Accent 6" w:uiPriority="69"/>
+    <w:lsdException w:name="Dark List Accent 6" w:uiPriority="70"/>
+    <w:lsdException w:name="Colorful Shading Accent 6" w:uiPriority="71"/>
+    <w:lsdException w:name="Colorful List Accent 6" w:uiPriority="72"/>
+    <w:lsdException w:name="Colorful Grid Accent 6" w:uiPriority="73"/>
+    <w:lsdException w:name="Subtle Emphasis" w:uiPriority="19" w:qFormat="1"/>
+    <w:lsdException w:name="Intense Emphasis" w:uiPriority="21" w:qFormat="1"/>
+    <w:lsdException w:name="Subtle Reference" w:uiPriority="31" w:qFormat="1"/>
+    <w:lsdException w:name="Intense Reference" w:uiPriority="32" w:qFormat="1"/>
+    <w:lsdException w:name="Book Title" w:uiPriority="33" w:qFormat="1"/>
+    <w:lsdException w:name="Bibliography" w:semiHidden="1" w:uiPriority="37" w:unhideWhenUsed="1"/>
+    <w:lsdException w:name="TOC Heading" w:semiHidden="1" w:uiPriority="39" w:unhideWhenUsed="1" w:qFormat="1"/>
+    <w:lsdException w:name="Plain Table 1" w:uiPriority="41"/>
+    <w:lsdException w:name="Plain Table 2" w:uiPriority="42"/>
+    <w:lsdException w:name="Plain Table 3" w:uiPriority="43"/>
+    <w:lsdException w:name="Plain Table 4" w:uiPriority="44"/>
+    <w:lsdException w:name="Plain Table 5" w:uiPriority="45"/>
+    <w:lsdException w:name="Grid Table Light" w:uiPriority="40"/>
+    <w:lsdException w:name="Grid Table 1 Light" w:uiPriority="46"/>
+    <w:lsdException w:name="Grid Table 2" w:uiPriority="47"/>
+    <w:lsdException w:name="Grid Table 3" w:uiPriority="48"/>
+    <w:lsdException w:name="Grid Table 4" w:uiPriority="49"/>
+    <w:lsdException w:name="Grid Table 5 Dark" w:uiPriority="50"/>
+    <w:lsdException w:name="Grid Table 6 Colorful" w:uiPriority="51"/>
+    <w:lsdException w:name="Grid Table 7 Colorful" w:uiPriority="52"/>
+    <w:lsdException w:name="Grid Table 1 Light Accent 1" w:uiPriority="46"/>
+    <w:lsdException w:name="Grid Table 2 Accent 1" w:uiPriority="47"/>
+    <w:lsdException w:name="Grid Table 3 Accent 1" w:uiPriority="48"/>
+    <w:lsdException w:name="Grid Table 4 Accent 1" w:uiPriority="49"/>
+    <w:lsdException w:name="Grid Table 5 Dark Accent 1" w:uiPriority="50"/>
+    <w:lsdException w:name="Grid Table 6 Colorful Accent 1" w:uiPriority="51"/>
+    <w:lsdException w:name="Grid Table 7 Colorful Accent 1" w:uiPriority="52"/>
+    <w:lsdException w:name="Grid Table 1 Light Accent 2" w:uiPriority="46"/>
+    <w:lsdException w:name="Grid Table 2 Accent 2" w:uiPriority="47"/>
+    <w:lsdException w:name="Grid Table 3 Accent 2" w:uiPriority="48"/>
+    <w:lsdException w:name="Grid Table 4 Accent 2" w:uiPriority="49"/>
+    <w:lsdException w:name="Grid Table 5 Dark Accent 2" w:uiPriority="50"/>
+    <w:lsdException w:name="Grid Table 6 Colorful Accent 2" w:uiPriority="51"/>
+    <w:lsdException w:name="Grid Table 7 Colorful Accent 2" w:uiPriority="52"/>
+    <w:lsdException w:name="Grid Table 1 Light Accent 3" w:uiPriority="46"/>
+    <w:lsdException w:name="Grid Table 2 Accent 3" w:uiPriority="47"/>
+    <w:lsdException w:name="Grid Table 3 Accent 3" w:uiPriority="48"/>
+    <w:lsdException w:name="Grid Table 4 Accent 3" w:uiPriority="49"/>
+    <w:lsdException w:name="Grid Table 5 Dark Accent 3" w:uiPriority="50"/>
+    <w:lsdException w:name="Grid Table 6 Colorful Accent 3" w:uiPriority="51"/>
+    <w:lsdException w:name="Grid Table 7 Colorful Accent 3" w:uiPriority="52"/>
+    <w:lsdException w:name="Grid Table 1 Light Accent 4" w:uiPriority="46"/>
+    <w:lsdException w:name="Grid Table 2 Accent 4" w:uiPriority="47"/>
+    <w:lsdException w:name="Grid Table 3 Accent 4" w:uiPriority="48"/>
+    <w:lsdException w:name="Grid Table 4 Accent 4" w:uiPriority="49"/>
+    <w:lsdException w:name="Grid Table 5 Dark Accent 4" w:uiPriority="50"/>
+    <w:lsdException w:name="Grid Table 6 Colorful Accent 4" w:uiPriority="51"/>
+    <w:lsdException w:name="Grid Table 7 Colorful Accent 4" w:uiPriority="52"/>
+    <w:lsdException w:name="Grid Table 1 Light Accent 5" w:uiPriority="46"/>
+    <w:lsdException w:name="Grid Table 2 Accent 5" w:uiPriority="47"/>
+    <w:lsdException w:name="Grid Table 3 Accent 5" w:uiPriority="48"/>
+    <w:lsdException w:name="Grid Table 4 Accent 5" w:uiPriority="49"/>
+    <w:lsdException w:name="Grid Table 5 Dark Accent 5" w:uiPriority="50"/>
+    <w:lsdException w:name="Grid Table 6 Colorful Accent 5" w:uiPriority="51"/>
+    <w:lsdException w:name="Grid Table 7 Colorful Accent 5" w:uiPriority="52"/>
+    <w:lsdException w:name="Grid Table 1 Light Accent 6" w:uiPriority="46"/>
+    <w:lsdException w:name="Grid Table 2 Accent 6" w:uiPriority="47"/>
+    <w:lsdException w:name="Grid Table 3 Accent 6" w:uiPriority="48"/>
+    <w:lsdException w:name="Grid Table 4 Accent 6" w:uiPriority="49"/>
+    <w:lsdException w:name="Grid Table 5 Dark Accent 6" w:uiPriority="50"/>
+    <w:lsdException w:name="Grid Table 6 Colorful Accent 6" w:uiPriority="51"/>
+    <w:lsdException w:name="Grid Table 7 Colorful Accent 6" w:uiPriority="52"/>
+    <w:lsdException w:name="List Table 1 Light" w:uiPriority="46"/>
+    <w:lsdException w:name="List Table 2" w:uiPriority="47"/>
+    <w:lsdException w:name="List Table 3" w:uiPriority="48"/>
+    <w:lsdException w:name="List Table 4" w:uiPriority="49"/>
+    <w:lsdException w:name="List Table 5 Dark" w:uiPriority="50"/>
+    <w:lsdException w:name="List Table 6 Colorful" w:uiPriority="51"/>
+    <w:lsdException w:name="List Table 7 Colorful" w:uiPriority="52"/>
+    <w:lsdException w:name="List Table 1 Light Accent 1" w:uiPriority="46"/>
+    <w:lsdException w:name="List Table 2 Accent 1" w:uiPriority="47"/>
+    <w:lsdException w:name="List Table 3 Accent 1" w:uiPriority="48"/>
+    <w:lsdException w:name="List Table 4 Accent 1" w:uiPriority="49"/>
+    <w:lsdException w:name="List Table 5 Dark Accent 1" w:uiPriority="50"/>
+    <w:lsdException w:name="List Table 6 Colorful Accent 1" w:uiPriority="51"/>
+    <w:lsdException w:name="List Table 7 Colorful Accent 1" w:uiPriority="52"/>
+    <w:lsdException w:name="List Table 1 Light Accent 2" w:uiPriority="46"/>
+    <w:lsdException w:name="List Table 2 Accent 2" w:uiPriority="47"/>
+    <w:lsdException w:name="List Table 3 Accent 2" w:uiPriority="48"/>
+    <w:lsdException w:name="List Table 4 Accent 2" w:uiPriority="49"/>
+    <w:lsdException w:name="List Table 5 Dark Accent 2" w:uiPriority="50"/>
+    <w:lsdException w:name="List Table 6 Colorful Accent 2" w:uiPriority="51"/>
+    <w:lsdException w:name="List Table 7 Colorful Accent 2" w:uiPriority="52"/>
+    <w:lsdException w:name="List Table 1 Light Accent 3" w:uiPriority="46"/>
+    <w:lsdException w:name="List Table 2 Accent 3" w:uiPriority="47"/>
+    <w:lsdException w:name="List Table 3 Accent 3" w:uiPriority="48"/>
+    <w:lsdException w:name="List Table 4 Accent 3" w:uiPriority="49"/>
+    <w:lsdException w:name="List Table 5 Dark Accent 3" w:uiPriority="50"/>
+    <w:lsdException w:name="List Table 6 Colorful Accent 3" w:uiPriority="51"/>
+    <w:lsdException w:name="List Table 7 Colorful Accent 3" w:uiPriority="52"/>
+    <w:lsdException w:name="List Table 1 Light Accent 4" w:uiPriority="46"/>
+    <w:lsdException w:name="List Table 2 Accent 4" w:uiPriority="47"/>
+    <w:lsdException w:name="List Table 3 Accent 4" w:uiPriority="48"/>
+    <w:lsdException w:name="List Table 4 Accent 4" w:uiPriority="49"/>
+    <w:lsdException w:name="List Table 5 Dark Accent 4" w:uiPriority="50"/>
+    <w:lsdException w:name="List Table 6 Colorful Accent 4" w:uiPriority="51"/>
+    <w:lsdException w:name="List Table 7 Colorful Accent 4" w:uiPriority="52"/>
+    <w:lsdException w:name="List Table 1 Light Accent 5" w:uiPriority="46"/>
+    <w:lsdException w:name="List Table 2 Accent 5" w:uiPriority="47"/>
+    <w:lsdException w:name="List Table 3 Accent 5" w:uiPriority="48"/>
+    <w:lsdException w:name="List Table 4 Accent 5" w:uiPriority="49"/>
+    <w:lsdException w:name="List Table 5 Dark Accent 5" w:uiPriority="50"/>
+    <w:lsdException w:name="List Table 6 Colorful Accent 5" w:uiPriority="51"/>
+    <w:lsdException w:name="List Table 7 Colorful Accent 5" w:uiPriority="52"/>
+    <w:lsdException w:name="List Table 1 Light Accent 6" w:uiPriority="46"/>
+    <w:lsdException w:name="List Table 2 Accent 6" w:uiPriority="47"/>
+    <w:lsdException w:name="List Table 3 Accent 6" w:uiPriority="48"/>
+    <w:lsdException w:name="List Table 4 Accent 6" w:uiPriority="49"/>
+    <w:lsdException w:name="List Table 5 Dark Accent 6" w:uiPriority="50"/>
+    <w:lsdException w:name="List Table 6 Colorful Accent 6" w:uiPriority="51"/>
+    <w:lsdException w:name="List Table 7 Colorful Accent 6" w:uiPriority="52"/>
   </w:latentStyles>
-  <w:style w:type="paragraph" w:default="1" w:styleId="1">
+  <w:style w:type="paragraph" w:default="1" w:styleId="Normal">
     <w:name w:val="Normal"/>
     <w:qFormat/>
-    <w:uiPriority w:val="0"/>
-    <w:pPr>
-      <w:spacing w:after="160" w:line="259" w:lineRule="auto"/>
-    </w:pPr>
     <w:rPr>
-      <w:rFonts w:ascii="Calibri" w:hAnsi="Calibri" w:eastAsia="Calibri" w:cs="Calibri"/>
+      <w:rFonts w:ascii="Calibri" w:eastAsia="Calibri" w:hAnsi="Calibri" w:cs="Calibri"/>
       <w:color w:val="000000"/>
-      <w:sz w:val="22"/>
-      <w:szCs w:val="22"/>
-      <w:lang w:val="en-IN" w:eastAsia="en-IN" w:bidi="ar-SA"/>
     </w:rPr>
   </w:style>
-  <w:style w:type="character" w:default="1" w:styleId="2">
+  <w:style w:type="character" w:default="1" w:styleId="DefaultParagraphFont">
     <w:name w:val="Default Paragraph Font"/>
+    <w:uiPriority w:val="1"/>
     <w:semiHidden/>
     <w:unhideWhenUsed/>
-    <w:uiPriority w:val="1"/>
   </w:style>
-  <w:style w:type="table" w:default="1" w:styleId="3">
+  <w:style w:type="table" w:default="1" w:styleId="TableNormal">
     <w:name w:val="Normal Table"/>
+    <w:uiPriority w:val="99"/>
     <w:semiHidden/>
     <w:unhideWhenUsed/>
-    <w:qFormat/>
-    <w:uiPriority w:val="99"/>
     <w:tblPr>
+      <w:tblInd w:w="0" w:type="dxa"/>
       <w:tblCellMar>
         <w:top w:w="0" w:type="dxa"/>
         <w:left w:w="108" w:type="dxa"/>
@@ -1737,9 +1742,14 @@
       </w:tblCellMar>
     </w:tblPr>
   </w:style>
-  <w:style w:type="table" w:customStyle="1" w:styleId="4">
+  <w:style w:type="numbering" w:default="1" w:styleId="NoList">
+    <w:name w:val="No List"/>
+    <w:uiPriority w:val="99"/>
+    <w:semiHidden/>
+    <w:unhideWhenUsed/>
+  </w:style>
+  <w:style w:type="table" w:customStyle="1" w:styleId="TableGrid">
     <w:name w:val="TableGrid"/>
-    <w:uiPriority w:val="0"/>
     <w:pPr>
       <w:spacing w:after="0" w:line="240" w:lineRule="auto"/>
     </w:pPr>
@@ -1798,7 +1808,7 @@
     </a:clrScheme>
     <a:fontScheme name="Office">
       <a:majorFont>
-        <a:latin typeface="Calibri Light"/>
+        <a:latin typeface="Calibri Light" panose="020F0302020204030204"/>
         <a:ea typeface=""/>
         <a:cs typeface=""/>
         <a:font script="Jpan" typeface="游ゴシック Light"/>
@@ -1833,7 +1843,7 @@
         <a:font script="Geor" typeface="Sylfaen"/>
       </a:majorFont>
       <a:minorFont>
-        <a:latin typeface="Calibri"/>
+        <a:latin typeface="Calibri" panose="020F0502020204030204"/>
         <a:ea typeface=""/>
         <a:cs typeface=""/>
         <a:font script="Jpan" typeface="游明朝"/>
@@ -2007,22 +2017,11 @@
     </a:fmtScheme>
   </a:themeElements>
   <a:objectDefaults/>
+  <a:extraClrSchemeLst/>
+  <a:extLst>
+    <a:ext uri="{05A4C25C-085E-4340-85A3-A5531E510DB2}">
+      <thm15:themeFamily xmlns:thm15="http://schemas.microsoft.com/office/thememl/2012/main" name="Office Theme" id="{62F939B6-93AF-4DB8-9C6B-D6C7DFDC589F}" vid="{4A3C46E8-61CC-4603-A589-7422A47A8E4A}"/>
+    </a:ext>
+  </a:extLst>
 </a:theme>
-</file>
-
-<file path=customXml/item1.xml><?xml version="1.0" encoding="utf-8"?>
-<s:customData xmlns="http://www.wps.cn/officeDocument/2013/wpsCustomData" xmlns:s="http://www.wps.cn/officeDocument/2013/wpsCustomData">
-  <customSectProps/>
-  <customShpExts>
-    <customShpInfo spid="_x0000_s1026" textRotate="1"/>
-  </customShpExts>
-</s:customData>
-</file>
-
-<file path=customXml/itemProps1.xml><?xml version="1.0" encoding="utf-8"?>
-<ds:datastoreItem xmlns:ds="http://schemas.openxmlformats.org/officeDocument/2006/customXml" ds:itemID="{B1977F7D-205B-4081-913C-38D41E755F92}">
-  <ds:schemaRefs>
-    <ds:schemaRef ds:uri="http://www.wps.cn/officeDocument/2013/wpsCustomData"/>
-  </ds:schemaRefs>
-</ds:datastoreItem>
 </file>